--- a/data/Azure_AI_Architect_NameBlindCV.docx
+++ b/data/Azure_AI_Architect_NameBlindCV.docx
@@ -56,65 +56,78 @@
         <w:t>PROFESSIONAL SUMMARY</w:t>
       </w:r>
     </w:p>
-    <w:p xmlns:wp14="http://schemas.microsoft.com/office/word/2010/wordml" wp14:textId="1EB22247">
+    <w:p xmlns:wp14="http://schemas.microsoft.com/office/word/2010/wordml" wp14:textId="61AFF04B">
       <w:pPr>
         <w:spacing w:after="160"/>
-      </w:pPr>
-      <w:r>
-        <w:rPr>
-          <w:sz w:val="21"/>
-          <w:szCs w:val="21"/>
+        <w:rPr>
+          <w:rFonts w:ascii="Calibri" w:hAnsi="Calibri" w:eastAsia="Calibri" w:cs="Calibri"/>
+          <w:sz w:val="20"/>
+          <w:szCs w:val="20"/>
+          <w:lang w:val="en-US"/>
+        </w:rPr>
+      </w:pPr>
+      <w:r>
+        <w:rPr>
+          <w:rFonts w:ascii="Calibri" w:hAnsi="Calibri" w:eastAsia="Calibri" w:cs="Calibri"/>
+          <w:sz w:val="20"/>
+          <w:szCs w:val="20"/>
           <w:lang w:val="en-US"/>
         </w:rPr>
         <w:t xml:space="preserve">Azure Architect </w:t>
       </w:r>
       <w:r>
         <w:rPr>
-          <w:sz w:val="21"/>
-          <w:szCs w:val="21"/>
+          <w:rFonts w:ascii="Calibri" w:hAnsi="Calibri" w:eastAsia="Calibri" w:cs="Calibri"/>
+          <w:sz w:val="20"/>
+          <w:szCs w:val="20"/>
           <w:lang w:val="en-US"/>
         </w:rPr>
         <w:t>specialising</w:t>
       </w:r>
       <w:r>
         <w:rPr>
-          <w:sz w:val="21"/>
-          <w:szCs w:val="21"/>
+          <w:rFonts w:ascii="Calibri" w:hAnsi="Calibri" w:eastAsia="Calibri" w:cs="Calibri"/>
+          <w:sz w:val="20"/>
+          <w:szCs w:val="20"/>
           <w:lang w:val="en-US"/>
         </w:rPr>
         <w:t xml:space="preserve"> in secure, well-governed Azure PaaS platforms, backed by Microsoft certifications as an Azure Solutions Architect Expert and Azure Administrator Associate. Experienced in leading the design of enterprise cloud platforms built on landing zone principles, hub-and-spoke networking, private connectivity and centrally managed security controls, with reference architectures spanning App Service, Functions, API Management, Container Apps, Event Grid, Event Hub, Service Bus, Azure SQL, Cosmos DB, Storage and Key </w:t>
       </w:r>
       <w:r>
         <w:rPr>
-          <w:sz w:val="21"/>
-          <w:szCs w:val="21"/>
+          <w:rFonts w:ascii="Calibri" w:hAnsi="Calibri" w:eastAsia="Calibri" w:cs="Calibri"/>
+          <w:sz w:val="20"/>
+          <w:szCs w:val="20"/>
           <w:lang w:val="en-US"/>
         </w:rPr>
         <w:t>Vault,</w:t>
       </w:r>
       <w:r>
         <w:rPr>
-          <w:sz w:val="21"/>
-          <w:szCs w:val="21"/>
+          <w:rFonts w:ascii="Calibri" w:hAnsi="Calibri" w:eastAsia="Calibri" w:cs="Calibri"/>
+          <w:sz w:val="20"/>
+          <w:szCs w:val="20"/>
           <w:lang w:val="en-US"/>
         </w:rPr>
         <w:t xml:space="preserve"> Embeds security, </w:t>
       </w:r>
       <w:r>
         <w:rPr>
-          <w:sz w:val="21"/>
-          <w:szCs w:val="21"/>
+          <w:rFonts w:ascii="Calibri" w:hAnsi="Calibri" w:eastAsia="Calibri" w:cs="Calibri"/>
+          <w:sz w:val="20"/>
+          <w:szCs w:val="20"/>
           <w:lang w:val="en-US"/>
         </w:rPr>
         <w:t>compliance</w:t>
       </w:r>
       <w:r>
         <w:rPr>
-          <w:sz w:val="21"/>
-          <w:szCs w:val="21"/>
-          <w:lang w:val="en-US"/>
-        </w:rPr>
-        <w:t xml:space="preserve"> and governance — Azure Policy, Defender for Cloud, Architecture Decision Records — into delivery workflows rather than treating them as an afterthought.</w:t>
+          <w:rFonts w:ascii="Calibri" w:hAnsi="Calibri" w:eastAsia="Calibri" w:cs="Calibri"/>
+          <w:sz w:val="20"/>
+          <w:szCs w:val="20"/>
+          <w:lang w:val="en-US"/>
+        </w:rPr>
+        <w:t xml:space="preserve"> and governance — Azure Policy, Defender for Cloud, Architecture Decision Records  into delivery workflows rather than treating them as an afterthought.</w:t>
       </w:r>
     </w:p>
     <w:p xmlns:wp14="http://schemas.microsoft.com/office/word/2010/wordml" wp14:textId="77777777">
@@ -142,816 +155,948 @@
           <w:ilvl w:val="0"/>
           <w:numId w:val="5"/>
         </w:numPr>
-        <w:spacing w:before="44" w:after="44"/>
-        <w:rPr>
-          <w:noProof w:val="0"/>
-          <w:color w:val="auto"/>
-          <w:sz w:val="21"/>
-          <w:szCs w:val="21"/>
-          <w:lang w:val="en-US"/>
-        </w:rPr>
-      </w:pPr>
-      <w:r>
-        <w:rPr>
-          <w:b w:val="1"/>
-          <w:bCs w:val="1"/>
-          <w:noProof w:val="0"/>
-          <w:color w:val="auto"/>
-          <w:sz w:val="21"/>
-          <w:szCs w:val="21"/>
-          <w:lang w:val="en-US"/>
-        </w:rPr>
-        <w:t xml:space="preserve">Agentic AI &amp; Foundry: </w:t>
-      </w:r>
-      <w:r>
-        <w:rPr>
-          <w:noProof w:val="0"/>
-          <w:color w:val="auto"/>
-          <w:sz w:val="21"/>
-          <w:szCs w:val="21"/>
-          <w:lang w:val="en-US"/>
-        </w:rPr>
-        <w:t xml:space="preserve">Microsoft Foundry, Foundry Agent Service, Agentic Workflows, Multi-Agent Pipelines, </w:t>
-      </w:r>
-      <w:r>
-        <w:rPr>
-          <w:noProof w:val="0"/>
-          <w:color w:val="auto"/>
-          <w:sz w:val="21"/>
-          <w:szCs w:val="21"/>
-          <w:lang w:val="en-US"/>
-        </w:rPr>
-        <w:t>LangChain</w:t>
-      </w:r>
-      <w:r>
-        <w:rPr>
-          <w:noProof w:val="0"/>
-          <w:color w:val="auto"/>
-          <w:sz w:val="21"/>
-          <w:szCs w:val="21"/>
-          <w:lang w:val="en-US"/>
-        </w:rPr>
-        <w:t xml:space="preserve"> ,  </w:t>
-      </w:r>
-      <w:r>
-        <w:rPr>
-          <w:noProof w:val="0"/>
-          <w:color w:val="auto"/>
-          <w:sz w:val="21"/>
-          <w:szCs w:val="21"/>
-          <w:lang w:val="en-US"/>
-        </w:rPr>
-        <w:t>LangGraph</w:t>
-      </w:r>
-      <w:r>
-        <w:rPr>
-          <w:noProof w:val="0"/>
-          <w:color w:val="auto"/>
-          <w:sz w:val="21"/>
-          <w:szCs w:val="21"/>
-          <w:lang w:val="en-US"/>
-        </w:rPr>
-        <w:t xml:space="preserve"> ,  </w:t>
-      </w:r>
-      <w:r>
-        <w:rPr>
-          <w:noProof w:val="0"/>
-          <w:color w:val="auto"/>
-          <w:sz w:val="21"/>
-          <w:szCs w:val="21"/>
-          <w:lang w:val="en-US"/>
-        </w:rPr>
-        <w:t>LangSmith</w:t>
-      </w:r>
-      <w:r>
-        <w:rPr>
-          <w:noProof w:val="0"/>
-          <w:color w:val="auto"/>
-          <w:sz w:val="21"/>
-          <w:szCs w:val="21"/>
-          <w:lang w:val="en-US"/>
-        </w:rPr>
-        <w:t xml:space="preserve">  ,  </w:t>
-      </w:r>
-      <w:r>
-        <w:rPr>
-          <w:noProof w:val="0"/>
-          <w:color w:val="auto"/>
-          <w:sz w:val="21"/>
-          <w:szCs w:val="21"/>
-          <w:lang w:val="en-US"/>
-        </w:rPr>
-        <w:t>AutoGen</w:t>
-      </w:r>
-      <w:r>
-        <w:rPr>
-          <w:noProof w:val="0"/>
-          <w:color w:val="auto"/>
-          <w:sz w:val="21"/>
-          <w:szCs w:val="21"/>
-          <w:lang w:val="en-US"/>
-        </w:rPr>
-        <w:t xml:space="preserve">  ,  </w:t>
-      </w:r>
-      <w:r>
-        <w:rPr>
-          <w:noProof w:val="0"/>
-          <w:color w:val="auto"/>
-          <w:sz w:val="21"/>
-          <w:szCs w:val="21"/>
-          <w:lang w:val="en-US"/>
-        </w:rPr>
-        <w:t>CrewAI</w:t>
-      </w:r>
-      <w:r>
-        <w:rPr>
-          <w:noProof w:val="0"/>
-          <w:color w:val="auto"/>
-          <w:sz w:val="21"/>
-          <w:szCs w:val="21"/>
-          <w:lang w:val="en-US"/>
-        </w:rPr>
-        <w:t xml:space="preserve">  ,Semantic Kernel, MCP</w:t>
-      </w:r>
-      <w:r>
-        <w:rPr>
-          <w:noProof w:val="0"/>
-          <w:color w:val="auto"/>
-          <w:sz w:val="21"/>
-          <w:szCs w:val="21"/>
-          <w:lang w:val="en-US"/>
-        </w:rPr>
-        <w:t xml:space="preserve"> </w:t>
-      </w:r>
-    </w:p>
-    <w:p xmlns:wp14="http://schemas.microsoft.com/office/word/2010/wordml" wp14:textId="480FBDD9">
-      <w:pPr>
-        <w:pStyle w:val="ListParagraph"/>
-        <w:numPr>
-          <w:ilvl w:val="0"/>
-          <w:numId w:val="5"/>
-        </w:numPr>
-        <w:spacing w:before="44" w:after="44"/>
-        <w:rPr>
-          <w:noProof w:val="0"/>
-          <w:color w:val="auto"/>
-          <w:sz w:val="21"/>
-          <w:szCs w:val="21"/>
-          <w:lang w:val="fr-FR"/>
-        </w:rPr>
-      </w:pPr>
-      <w:r>
-        <w:rPr>
-          <w:b w:val="1"/>
-          <w:bCs w:val="1"/>
-          <w:noProof w:val="0"/>
-          <w:color w:val="auto"/>
-          <w:sz w:val="21"/>
-          <w:szCs w:val="21"/>
-          <w:lang w:val="en-US"/>
-        </w:rPr>
-        <w:t>Generative AI &amp; LLMs:</w:t>
-      </w:r>
-      <w:r>
-        <w:rPr>
-          <w:noProof w:val="0"/>
-          <w:color w:val="auto"/>
-          <w:sz w:val="21"/>
-          <w:szCs w:val="21"/>
-          <w:lang w:val="en-US"/>
-        </w:rPr>
-        <w:t xml:space="preserve"> RAG, Prompt Engineering, Fine-Tuning, Vector Search, Semantic </w:t>
-      </w:r>
-      <w:r>
-        <w:rPr>
-          <w:noProof w:val="0"/>
-          <w:color w:val="auto"/>
-          <w:sz w:val="21"/>
-          <w:szCs w:val="21"/>
-          <w:lang w:val="en-US"/>
-        </w:rPr>
-        <w:t>Search,</w:t>
-      </w:r>
-      <w:r>
-        <w:rPr>
-          <w:noProof w:val="0"/>
-          <w:color w:val="auto"/>
-          <w:sz w:val="21"/>
-          <w:szCs w:val="21"/>
-          <w:lang w:val="en-US"/>
-        </w:rPr>
-        <w:t xml:space="preserve"> </w:t>
-      </w:r>
-      <w:r>
-        <w:rPr>
-          <w:noProof w:val="0"/>
-          <w:color w:val="auto"/>
-          <w:sz w:val="21"/>
-          <w:szCs w:val="21"/>
-          <w:lang w:val="en-US"/>
-        </w:rPr>
-        <w:t>Embeddings,</w:t>
-      </w:r>
-      <w:r>
-        <w:rPr>
-          <w:noProof w:val="0"/>
-          <w:color w:val="auto"/>
-          <w:sz w:val="21"/>
-          <w:szCs w:val="21"/>
-          <w:lang w:val="en-US"/>
-        </w:rPr>
-        <w:t xml:space="preserve"> LLM </w:t>
-      </w:r>
-      <w:r>
-        <w:rPr>
-          <w:noProof w:val="0"/>
-          <w:color w:val="auto"/>
-          <w:sz w:val="21"/>
-          <w:szCs w:val="21"/>
-          <w:lang w:val="en-US"/>
-        </w:rPr>
-        <w:t>Evaluation,</w:t>
-      </w:r>
-      <w:r>
-        <w:rPr>
-          <w:noProof w:val="0"/>
-          <w:color w:val="auto"/>
-          <w:sz w:val="21"/>
-          <w:szCs w:val="21"/>
-          <w:lang w:val="en-US"/>
-        </w:rPr>
-        <w:t xml:space="preserve"> Red </w:t>
-      </w:r>
-      <w:r>
-        <w:rPr>
-          <w:noProof w:val="0"/>
-          <w:color w:val="auto"/>
-          <w:sz w:val="21"/>
-          <w:szCs w:val="21"/>
-          <w:lang w:val="en-US"/>
-        </w:rPr>
-        <w:t>Teaming, Guardrails,</w:t>
-      </w:r>
-      <w:r>
-        <w:rPr>
-          <w:noProof w:val="0"/>
-          <w:color w:val="auto"/>
-          <w:sz w:val="21"/>
-          <w:szCs w:val="21"/>
-          <w:lang w:val="en-US"/>
-        </w:rPr>
-        <w:t xml:space="preserve"> Azure AI Content </w:t>
-      </w:r>
-      <w:r>
-        <w:rPr>
-          <w:noProof w:val="0"/>
-          <w:color w:val="auto"/>
-          <w:sz w:val="21"/>
-          <w:szCs w:val="21"/>
-          <w:lang w:val="en-US"/>
-        </w:rPr>
-        <w:t>Safety</w:t>
-      </w:r>
-    </w:p>
-    <w:p xmlns:wp14="http://schemas.microsoft.com/office/word/2010/wordml" wp14:textId="03CC0BAA">
-      <w:pPr>
-        <w:pStyle w:val="ListParagraph"/>
-        <w:numPr>
-          <w:ilvl w:val="0"/>
-          <w:numId w:val="5"/>
-        </w:numPr>
-        <w:spacing w:before="44" w:after="44"/>
-        <w:rPr>
-          <w:noProof w:val="0"/>
-          <w:color w:val="auto"/>
-          <w:sz w:val="21"/>
-          <w:szCs w:val="21"/>
-          <w:lang w:val="en-US"/>
-        </w:rPr>
-      </w:pPr>
-      <w:r>
-        <w:rPr>
-          <w:b w:val="1"/>
-          <w:bCs w:val="1"/>
-          <w:noProof w:val="0"/>
-          <w:color w:val="auto"/>
-          <w:sz w:val="21"/>
-          <w:szCs w:val="21"/>
-          <w:lang w:val="en-US"/>
-        </w:rPr>
-        <w:t>Azure AI Services:</w:t>
-      </w:r>
-      <w:r>
-        <w:rPr>
-          <w:noProof w:val="0"/>
-          <w:color w:val="auto"/>
-          <w:sz w:val="21"/>
-          <w:szCs w:val="21"/>
-          <w:lang w:val="en-US"/>
-        </w:rPr>
-        <w:t xml:space="preserve"> AI </w:t>
-      </w:r>
-      <w:r>
-        <w:rPr>
-          <w:noProof w:val="0"/>
-          <w:color w:val="auto"/>
-          <w:sz w:val="21"/>
-          <w:szCs w:val="21"/>
-          <w:lang w:val="en-US"/>
-        </w:rPr>
-        <w:t>Search,</w:t>
-      </w:r>
-      <w:r>
-        <w:rPr>
-          <w:noProof w:val="0"/>
-          <w:color w:val="auto"/>
-          <w:sz w:val="21"/>
-          <w:szCs w:val="21"/>
-          <w:lang w:val="en-US"/>
-        </w:rPr>
-        <w:t xml:space="preserve"> Document </w:t>
-      </w:r>
-      <w:r>
-        <w:rPr>
-          <w:noProof w:val="0"/>
-          <w:color w:val="auto"/>
-          <w:sz w:val="21"/>
-          <w:szCs w:val="21"/>
-          <w:lang w:val="en-US"/>
-        </w:rPr>
-        <w:t>Intelligence,</w:t>
-      </w:r>
-      <w:r>
-        <w:rPr>
-          <w:noProof w:val="0"/>
-          <w:color w:val="auto"/>
-          <w:sz w:val="21"/>
-          <w:szCs w:val="21"/>
-          <w:lang w:val="en-US"/>
-        </w:rPr>
-        <w:t xml:space="preserve"> </w:t>
-      </w:r>
-      <w:r>
-        <w:rPr>
-          <w:noProof w:val="0"/>
-          <w:color w:val="auto"/>
-          <w:sz w:val="21"/>
-          <w:szCs w:val="21"/>
-          <w:lang w:val="en-US"/>
-        </w:rPr>
-        <w:t>Vision,</w:t>
-      </w:r>
-      <w:r>
-        <w:rPr>
-          <w:noProof w:val="0"/>
-          <w:color w:val="auto"/>
-          <w:sz w:val="21"/>
-          <w:szCs w:val="21"/>
-          <w:lang w:val="en-US"/>
-        </w:rPr>
-        <w:t xml:space="preserve"> </w:t>
-      </w:r>
-      <w:r>
-        <w:rPr>
-          <w:noProof w:val="0"/>
-          <w:color w:val="auto"/>
-          <w:sz w:val="21"/>
-          <w:szCs w:val="21"/>
-          <w:lang w:val="en-US"/>
-        </w:rPr>
-        <w:t>Speech,</w:t>
-      </w:r>
-      <w:r>
-        <w:rPr>
-          <w:noProof w:val="0"/>
-          <w:color w:val="auto"/>
-          <w:sz w:val="21"/>
-          <w:szCs w:val="21"/>
-          <w:lang w:val="en-US"/>
-        </w:rPr>
-        <w:t xml:space="preserve"> </w:t>
-      </w:r>
-      <w:r>
-        <w:rPr>
-          <w:noProof w:val="0"/>
-          <w:color w:val="auto"/>
-          <w:sz w:val="21"/>
-          <w:szCs w:val="21"/>
-          <w:lang w:val="en-US"/>
-        </w:rPr>
-        <w:t>Language,</w:t>
-      </w:r>
-      <w:r>
-        <w:rPr>
-          <w:noProof w:val="0"/>
-          <w:color w:val="auto"/>
-          <w:sz w:val="21"/>
-          <w:szCs w:val="21"/>
-          <w:lang w:val="en-US"/>
-        </w:rPr>
-        <w:t xml:space="preserve"> </w:t>
-      </w:r>
-      <w:r>
-        <w:rPr>
-          <w:noProof w:val="0"/>
-          <w:color w:val="auto"/>
-          <w:sz w:val="21"/>
-          <w:szCs w:val="21"/>
-          <w:lang w:val="en-US"/>
-        </w:rPr>
-        <w:t>Translator,</w:t>
-      </w:r>
-      <w:r>
-        <w:rPr>
-          <w:noProof w:val="0"/>
-          <w:color w:val="auto"/>
-          <w:sz w:val="21"/>
-          <w:szCs w:val="21"/>
-          <w:lang w:val="en-US"/>
-        </w:rPr>
-        <w:t xml:space="preserve"> Cognitive </w:t>
-      </w:r>
-      <w:r>
-        <w:rPr>
-          <w:noProof w:val="0"/>
-          <w:color w:val="auto"/>
-          <w:sz w:val="21"/>
-          <w:szCs w:val="21"/>
-          <w:lang w:val="en-US"/>
-        </w:rPr>
-        <w:t>Services,</w:t>
-      </w:r>
-      <w:r>
-        <w:rPr>
-          <w:noProof w:val="0"/>
-          <w:color w:val="auto"/>
-          <w:sz w:val="21"/>
-          <w:szCs w:val="21"/>
-          <w:lang w:val="en-US"/>
-        </w:rPr>
-        <w:t xml:space="preserve"> Hugging Face</w:t>
-      </w:r>
-    </w:p>
-    <w:p>
-      <w:pPr>
-        <w:pStyle w:val="ListParagraph"/>
-        <w:numPr>
-          <w:ilvl w:val="0"/>
-          <w:numId w:val="5"/>
-        </w:numPr>
-        <w:spacing w:after="80"/>
-        <w:rPr>
-          <w:sz w:val="21"/>
-          <w:szCs w:val="21"/>
-          <w:lang w:val="en-US"/>
-        </w:rPr>
-      </w:pPr>
-      <w:r>
-        <w:rPr>
-          <w:b w:val="1"/>
-          <w:bCs w:val="1"/>
-          <w:sz w:val="21"/>
-          <w:szCs w:val="21"/>
-          <w:lang w:val="en-US"/>
-        </w:rPr>
-        <w:t xml:space="preserve">Cloud Platforms: </w:t>
-      </w:r>
-      <w:r>
-        <w:rPr>
-          <w:sz w:val="21"/>
-          <w:szCs w:val="21"/>
-          <w:lang w:val="en-US"/>
-        </w:rPr>
-        <w:t xml:space="preserve">Azure (App Service, Azure SQL, Storage, Key Vault, </w:t>
-      </w:r>
-      <w:r>
-        <w:rPr>
-          <w:sz w:val="21"/>
-          <w:szCs w:val="21"/>
-          <w:lang w:val="en-US"/>
-        </w:rPr>
-        <w:t>vNets</w:t>
-      </w:r>
-      <w:r>
-        <w:rPr>
-          <w:sz w:val="21"/>
-          <w:szCs w:val="21"/>
-          <w:lang w:val="en-US"/>
-        </w:rPr>
-        <w:t>, NSGs, Application Gateway, Container Apps, Event Hub, Event Bus, Monitor, Active Directory)</w:t>
-      </w:r>
-    </w:p>
-    <w:p>
-      <w:pPr>
-        <w:pStyle w:val="ListParagraph"/>
-        <w:numPr>
-          <w:ilvl w:val="0"/>
-          <w:numId w:val="5"/>
-        </w:numPr>
-        <w:spacing w:after="80"/>
-        <w:rPr>
-          <w:sz w:val="21"/>
-          <w:szCs w:val="21"/>
-          <w:lang w:val="en-US"/>
-        </w:rPr>
-      </w:pPr>
-      <w:r>
-        <w:rPr>
-          <w:b w:val="1"/>
-          <w:bCs w:val="1"/>
-          <w:sz w:val="21"/>
-          <w:szCs w:val="21"/>
-          <w:lang w:val="en-US"/>
-        </w:rPr>
-        <w:t xml:space="preserve">Cloud Platforms: </w:t>
-      </w:r>
-      <w:r>
-        <w:rPr>
-          <w:sz w:val="21"/>
-          <w:szCs w:val="21"/>
-          <w:lang w:val="en-US"/>
-        </w:rPr>
-        <w:t xml:space="preserve">Azure (App Service, Azure SQL, Storage, Key Vault, </w:t>
-      </w:r>
-      <w:r>
-        <w:rPr>
-          <w:sz w:val="21"/>
-          <w:szCs w:val="21"/>
-          <w:lang w:val="en-US"/>
-        </w:rPr>
-        <w:t>vNets</w:t>
-      </w:r>
-      <w:r>
-        <w:rPr>
-          <w:sz w:val="21"/>
-          <w:szCs w:val="21"/>
-          <w:lang w:val="en-US"/>
-        </w:rPr>
-        <w:t>, NSGs, Application Gateway, Container Apps, Event Hub, Event Bus, Monitor, Active Directory)</w:t>
-      </w:r>
-    </w:p>
-    <w:p xmlns:wp14="http://schemas.microsoft.com/office/word/2010/wordml" wp14:textId="64779580">
-      <w:pPr>
-        <w:pStyle w:val="ListParagraph"/>
-        <w:numPr>
-          <w:ilvl w:val="0"/>
-          <w:numId w:val="5"/>
-        </w:numPr>
-        <w:spacing w:after="80"/>
-        <w:rPr>
-          <w:sz w:val="21"/>
-          <w:szCs w:val="21"/>
-          <w:lang w:val="en-US"/>
-        </w:rPr>
-      </w:pPr>
-      <w:r>
-        <w:rPr>
-          <w:b w:val="1"/>
-          <w:bCs w:val="1"/>
-          <w:sz w:val="21"/>
-          <w:szCs w:val="21"/>
-          <w:lang w:val="en-US"/>
-        </w:rPr>
-        <w:t xml:space="preserve">Architecture &amp; Governance: </w:t>
-      </w:r>
-      <w:r>
-        <w:rPr>
-          <w:sz w:val="21"/>
-          <w:szCs w:val="21"/>
-          <w:lang w:val="en-US"/>
-        </w:rPr>
-        <w:t xml:space="preserve">Landing zones, hub-and-spoke networking, private connectivity, Architecture Decision Records, Azure Policy, </w:t>
-      </w:r>
-      <w:r>
-        <w:rPr>
-          <w:sz w:val="21"/>
-          <w:szCs w:val="21"/>
-          <w:lang w:val="en-US"/>
-        </w:rPr>
-        <w:t>Defender for</w:t>
-      </w:r>
-      <w:r>
-        <w:rPr>
-          <w:sz w:val="21"/>
-          <w:szCs w:val="21"/>
-          <w:lang w:val="en-US"/>
-        </w:rPr>
-        <w:t xml:space="preserve"> Cloud</w:t>
-      </w:r>
-    </w:p>
-    <w:p xmlns:wp14="http://schemas.microsoft.com/office/word/2010/wordml" wp14:textId="520BCEEE">
-      <w:pPr>
-        <w:pStyle w:val="ListParagraph"/>
-        <w:numPr>
-          <w:ilvl w:val="0"/>
-          <w:numId w:val="5"/>
-        </w:numPr>
-        <w:spacing w:after="80"/>
-        <w:rPr>
-          <w:sz w:val="21"/>
-          <w:szCs w:val="21"/>
-        </w:rPr>
-      </w:pPr>
-      <w:r>
-        <w:rPr>
-          <w:b w:val="1"/>
-          <w:bCs w:val="1"/>
-          <w:sz w:val="21"/>
-          <w:szCs w:val="21"/>
-        </w:rPr>
-        <w:t xml:space="preserve">DevOps &amp; CI/CD: </w:t>
-      </w:r>
-      <w:r>
-        <w:rPr>
-          <w:sz w:val="21"/>
-          <w:szCs w:val="21"/>
-        </w:rPr>
-        <w:t>GitHub Actions, Terraform, Azure Artifacts, Release Management</w:t>
-      </w:r>
-    </w:p>
-    <w:p xmlns:wp14="http://schemas.microsoft.com/office/word/2010/wordml" wp14:textId="77777777">
-      <w:pPr>
-        <w:pStyle w:val="ListParagraph"/>
-        <w:numPr>
-          <w:ilvl w:val="0"/>
-          <w:numId w:val="5"/>
-        </w:numPr>
-        <w:spacing w:after="80"/>
-        <w:rPr>
-          <w:sz w:val="21"/>
-          <w:szCs w:val="21"/>
-        </w:rPr>
-      </w:pPr>
-      <w:r>
-        <w:rPr>
-          <w:b w:val="1"/>
-          <w:bCs w:val="1"/>
-          <w:sz w:val="21"/>
-          <w:szCs w:val="21"/>
-        </w:rPr>
-        <w:t xml:space="preserve">Monitoring &amp; Observability: </w:t>
-      </w:r>
-      <w:r>
-        <w:rPr>
-          <w:sz w:val="21"/>
-          <w:szCs w:val="21"/>
-        </w:rPr>
-        <w:t>Azure Monitor, Application Insights</w:t>
-      </w:r>
-    </w:p>
-    <w:p xmlns:wp14="http://schemas.microsoft.com/office/word/2010/wordml" wp14:textId="5E511118">
-      <w:pPr>
-        <w:pStyle w:val="ListParagraph"/>
-        <w:numPr>
-          <w:ilvl w:val="0"/>
-          <w:numId w:val="5"/>
-        </w:numPr>
-        <w:spacing w:after="80"/>
-        <w:rPr>
-          <w:sz w:val="21"/>
-          <w:szCs w:val="21"/>
-          <w:lang w:val="en-US"/>
-        </w:rPr>
-      </w:pPr>
-      <w:r>
-        <w:rPr>
-          <w:b w:val="1"/>
-          <w:bCs w:val="1"/>
-          <w:sz w:val="21"/>
-          <w:szCs w:val="21"/>
-          <w:lang w:val="en-US"/>
-        </w:rPr>
-        <w:t xml:space="preserve">Testing &amp; Quality: </w:t>
-      </w:r>
-      <w:r>
-        <w:rPr>
-          <w:sz w:val="21"/>
-          <w:szCs w:val="21"/>
-          <w:lang w:val="en-US"/>
-        </w:rPr>
-        <w:t xml:space="preserve">TDD, Unit Testing, Peer Reviews, Static &amp; Dynamic Application Security Testing </w:t>
-      </w:r>
-      <w:r>
-        <w:rPr>
-          <w:sz w:val="21"/>
-          <w:szCs w:val="21"/>
-          <w:lang w:val="en-US"/>
-        </w:rPr>
-        <w:t>(SonarQube</w:t>
-      </w:r>
-      <w:r>
-        <w:rPr>
-          <w:sz w:val="21"/>
-          <w:szCs w:val="21"/>
-          <w:lang w:val="en-US"/>
-        </w:rPr>
-        <w:t>/</w:t>
-      </w:r>
-      <w:r>
-        <w:rPr>
-          <w:sz w:val="21"/>
-          <w:szCs w:val="21"/>
-          <w:lang w:val="en-US"/>
-        </w:rPr>
-        <w:t>Sonar Cloud</w:t>
-      </w:r>
-      <w:r>
-        <w:rPr>
-          <w:sz w:val="21"/>
-          <w:szCs w:val="21"/>
-          <w:lang w:val="en-US"/>
-        </w:rPr>
-        <w:t xml:space="preserve">, </w:t>
-      </w:r>
-      <w:r>
-        <w:rPr>
-          <w:sz w:val="21"/>
-          <w:szCs w:val="21"/>
-          <w:lang w:val="en-US"/>
-        </w:rPr>
-        <w:t>CodeQL</w:t>
-      </w:r>
-      <w:r>
-        <w:rPr>
-          <w:sz w:val="21"/>
-          <w:szCs w:val="21"/>
-          <w:lang w:val="en-US"/>
-        </w:rPr>
-        <w:t>)</w:t>
-      </w:r>
-    </w:p>
-    <w:p xmlns:wp14="http://schemas.microsoft.com/office/word/2010/wordml" wp14:textId="0DEE8813">
-      <w:pPr>
-        <w:pStyle w:val="ListParagraph"/>
-        <w:numPr>
-          <w:ilvl w:val="0"/>
-          <w:numId w:val="5"/>
-        </w:numPr>
-        <w:spacing w:after="80"/>
-        <w:rPr>
-          <w:sz w:val="21"/>
-          <w:szCs w:val="21"/>
-        </w:rPr>
-      </w:pPr>
-      <w:r>
-        <w:rPr>
-          <w:b w:val="1"/>
-          <w:bCs w:val="1"/>
-          <w:sz w:val="21"/>
-          <w:szCs w:val="21"/>
-        </w:rPr>
-        <w:t xml:space="preserve">Source/Version Control: </w:t>
-      </w:r>
-      <w:r>
-        <w:rPr>
-          <w:sz w:val="21"/>
-          <w:szCs w:val="21"/>
-        </w:rPr>
-        <w:t>Git/GitHub/GitLab</w:t>
-      </w:r>
-    </w:p>
-    <w:p xmlns:wp14="http://schemas.microsoft.com/office/word/2010/wordml" wp14:textId="08C9D8F4">
-      <w:pPr>
-        <w:pStyle w:val="ListParagraph"/>
-        <w:numPr>
-          <w:ilvl w:val="0"/>
-          <w:numId w:val="5"/>
-        </w:numPr>
         <w:suppressLineNumbers w:val="0"/>
         <w:bidi w:val="0"/>
-        <w:spacing w:before="0" w:beforeAutospacing="off" w:after="80" w:afterAutospacing="off" w:line="259" w:lineRule="auto"/>
-        <w:ind w:right="0"/>
+        <w:spacing w:before="40" w:beforeAutospacing="off" w:after="40" w:afterAutospacing="off" w:line="259" w:lineRule="auto"/>
+        <w:ind w:left="360" w:right="0" w:hanging="360"/>
         <w:jc w:val="left"/>
         <w:rPr>
-          <w:sz w:val="21"/>
-          <w:szCs w:val="21"/>
-          <w:lang w:val="en-US"/>
-        </w:rPr>
-      </w:pPr>
-      <w:r>
-        <w:rPr>
-          <w:b w:val="1"/>
-          <w:bCs w:val="1"/>
-          <w:sz w:val="21"/>
-          <w:szCs w:val="21"/>
+          <w:rFonts w:ascii="Calibri" w:hAnsi="Calibri" w:eastAsia="Calibri" w:cs="Calibri"/>
+          <w:noProof w:val="0"/>
+          <w:color w:val="auto"/>
+          <w:sz w:val="20"/>
+          <w:szCs w:val="20"/>
+          <w:lang w:val="en-US"/>
+        </w:rPr>
+      </w:pPr>
+      <w:r>
+        <w:rPr>
+          <w:rFonts w:ascii="Calibri" w:hAnsi="Calibri" w:eastAsia="Calibri" w:cs="Calibri"/>
+          <w:noProof w:val="0"/>
+          <w:color w:val="auto"/>
+          <w:sz w:val="20"/>
+          <w:szCs w:val="20"/>
+          <w:lang w:val="en-US"/>
+        </w:rPr>
+        <w:t xml:space="preserve">Agentic AI &amp; Foundry: </w:t>
+      </w:r>
+      <w:r>
+        <w:rPr>
+          <w:rFonts w:ascii="Calibri" w:hAnsi="Calibri" w:eastAsia="Calibri" w:cs="Calibri"/>
+          <w:noProof w:val="0"/>
+          <w:color w:val="auto"/>
+          <w:sz w:val="20"/>
+          <w:szCs w:val="20"/>
+          <w:lang w:val="en-US"/>
+        </w:rPr>
+        <w:t xml:space="preserve">Microsoft Foundry, Foundry Agent Service, Agentic Workflows, Multi-Agent Pipelines, </w:t>
+      </w:r>
+      <w:r>
+        <w:rPr>
+          <w:rFonts w:ascii="Calibri" w:hAnsi="Calibri" w:eastAsia="Calibri" w:cs="Calibri"/>
+          <w:noProof w:val="0"/>
+          <w:color w:val="auto"/>
+          <w:sz w:val="20"/>
+          <w:szCs w:val="20"/>
+          <w:lang w:val="en-US"/>
+        </w:rPr>
+        <w:t>LangChain</w:t>
+      </w:r>
+      <w:r>
+        <w:rPr>
+          <w:rFonts w:ascii="Calibri" w:hAnsi="Calibri" w:eastAsia="Calibri" w:cs="Calibri"/>
+          <w:noProof w:val="0"/>
+          <w:color w:val="auto"/>
+          <w:sz w:val="20"/>
+          <w:szCs w:val="20"/>
+          <w:lang w:val="en-US"/>
+        </w:rPr>
+        <w:t xml:space="preserve"> ,  </w:t>
+      </w:r>
+      <w:r>
+        <w:rPr>
+          <w:rFonts w:ascii="Calibri" w:hAnsi="Calibri" w:eastAsia="Calibri" w:cs="Calibri"/>
+          <w:noProof w:val="0"/>
+          <w:color w:val="auto"/>
+          <w:sz w:val="20"/>
+          <w:szCs w:val="20"/>
+          <w:lang w:val="en-US"/>
+        </w:rPr>
+        <w:t>LangGraph</w:t>
+      </w:r>
+      <w:r>
+        <w:rPr>
+          <w:rFonts w:ascii="Calibri" w:hAnsi="Calibri" w:eastAsia="Calibri" w:cs="Calibri"/>
+          <w:noProof w:val="0"/>
+          <w:color w:val="auto"/>
+          <w:sz w:val="20"/>
+          <w:szCs w:val="20"/>
+          <w:lang w:val="en-US"/>
+        </w:rPr>
+        <w:t xml:space="preserve"> ,  </w:t>
+      </w:r>
+      <w:r>
+        <w:rPr>
+          <w:rFonts w:ascii="Calibri" w:hAnsi="Calibri" w:eastAsia="Calibri" w:cs="Calibri"/>
+          <w:noProof w:val="0"/>
+          <w:color w:val="auto"/>
+          <w:sz w:val="20"/>
+          <w:szCs w:val="20"/>
+          <w:lang w:val="en-US"/>
+        </w:rPr>
+        <w:t>LangSmith</w:t>
+      </w:r>
+      <w:r>
+        <w:rPr>
+          <w:rFonts w:ascii="Calibri" w:hAnsi="Calibri" w:eastAsia="Calibri" w:cs="Calibri"/>
+          <w:noProof w:val="0"/>
+          <w:color w:val="auto"/>
+          <w:sz w:val="20"/>
+          <w:szCs w:val="20"/>
+          <w:lang w:val="en-US"/>
+        </w:rPr>
+        <w:t xml:space="preserve">  ,  </w:t>
+      </w:r>
+      <w:r>
+        <w:rPr>
+          <w:rFonts w:ascii="Calibri" w:hAnsi="Calibri" w:eastAsia="Calibri" w:cs="Calibri"/>
+          <w:noProof w:val="0"/>
+          <w:color w:val="auto"/>
+          <w:sz w:val="20"/>
+          <w:szCs w:val="20"/>
+          <w:lang w:val="en-US"/>
+        </w:rPr>
+        <w:t>AutoGen</w:t>
+      </w:r>
+      <w:r>
+        <w:rPr>
+          <w:rFonts w:ascii="Calibri" w:hAnsi="Calibri" w:eastAsia="Calibri" w:cs="Calibri"/>
+          <w:noProof w:val="0"/>
+          <w:color w:val="auto"/>
+          <w:sz w:val="20"/>
+          <w:szCs w:val="20"/>
+          <w:lang w:val="en-US"/>
+        </w:rPr>
+        <w:t xml:space="preserve">  ,  </w:t>
+      </w:r>
+      <w:r>
+        <w:rPr>
+          <w:rFonts w:ascii="Calibri" w:hAnsi="Calibri" w:eastAsia="Calibri" w:cs="Calibri"/>
+          <w:noProof w:val="0"/>
+          <w:color w:val="auto"/>
+          <w:sz w:val="20"/>
+          <w:szCs w:val="20"/>
+          <w:lang w:val="en-US"/>
+        </w:rPr>
+        <w:t>CrewAI</w:t>
+      </w:r>
+      <w:r>
+        <w:rPr>
+          <w:rFonts w:ascii="Calibri" w:hAnsi="Calibri" w:eastAsia="Calibri" w:cs="Calibri"/>
+          <w:noProof w:val="0"/>
+          <w:color w:val="auto"/>
+          <w:sz w:val="20"/>
+          <w:szCs w:val="20"/>
+          <w:lang w:val="en-US"/>
+        </w:rPr>
+        <w:t xml:space="preserve">  ,Semantic Kernel, MCP</w:t>
+      </w:r>
+      <w:r>
+        <w:rPr>
+          <w:rFonts w:ascii="Calibri" w:hAnsi="Calibri" w:eastAsia="Calibri" w:cs="Calibri"/>
+          <w:noProof w:val="0"/>
+          <w:color w:val="auto"/>
+          <w:sz w:val="20"/>
+          <w:szCs w:val="20"/>
+          <w:lang w:val="en-US"/>
+        </w:rPr>
+        <w:t xml:space="preserve"> </w:t>
+      </w:r>
+    </w:p>
+    <w:p xmlns:wp14="http://schemas.microsoft.com/office/word/2010/wordml" wp14:textId="480FBDD9">
+      <w:pPr>
+        <w:pStyle w:val="ListParagraph"/>
+        <w:numPr>
+          <w:ilvl w:val="0"/>
+          <w:numId w:val="5"/>
+        </w:numPr>
+        <w:suppressLineNumbers w:val="0"/>
+        <w:bidi w:val="0"/>
+        <w:spacing w:before="40" w:beforeAutospacing="off" w:after="40" w:afterAutospacing="off" w:line="259" w:lineRule="auto"/>
+        <w:ind w:left="360" w:right="0" w:hanging="360"/>
+        <w:jc w:val="left"/>
+        <w:rPr>
+          <w:rFonts w:ascii="Calibri" w:hAnsi="Calibri" w:eastAsia="Calibri" w:cs="Calibri"/>
+          <w:noProof w:val="0"/>
+          <w:color w:val="auto"/>
+          <w:sz w:val="20"/>
+          <w:szCs w:val="20"/>
+          <w:lang w:val="fr-FR"/>
+        </w:rPr>
+      </w:pPr>
+      <w:r>
+        <w:rPr>
+          <w:rFonts w:ascii="Calibri" w:hAnsi="Calibri" w:eastAsia="Calibri" w:cs="Calibri"/>
+          <w:noProof w:val="0"/>
+          <w:color w:val="auto"/>
+          <w:sz w:val="20"/>
+          <w:szCs w:val="20"/>
+          <w:lang w:val="en-US"/>
+        </w:rPr>
+        <w:t>Generative AI &amp; LLMs:</w:t>
+      </w:r>
+      <w:r>
+        <w:rPr>
+          <w:rFonts w:ascii="Calibri" w:hAnsi="Calibri" w:eastAsia="Calibri" w:cs="Calibri"/>
+          <w:noProof w:val="0"/>
+          <w:color w:val="auto"/>
+          <w:sz w:val="20"/>
+          <w:szCs w:val="20"/>
+          <w:lang w:val="en-US"/>
+        </w:rPr>
+        <w:t xml:space="preserve"> RAG, Prompt Engineering, Fine-Tuning, Vector Search, Semantic </w:t>
+      </w:r>
+      <w:r>
+        <w:rPr>
+          <w:rFonts w:ascii="Calibri" w:hAnsi="Calibri" w:eastAsia="Calibri" w:cs="Calibri"/>
+          <w:noProof w:val="0"/>
+          <w:color w:val="auto"/>
+          <w:sz w:val="20"/>
+          <w:szCs w:val="20"/>
+          <w:lang w:val="en-US"/>
+        </w:rPr>
+        <w:t>Search,</w:t>
+      </w:r>
+      <w:r>
+        <w:rPr>
+          <w:rFonts w:ascii="Calibri" w:hAnsi="Calibri" w:eastAsia="Calibri" w:cs="Calibri"/>
+          <w:noProof w:val="0"/>
+          <w:color w:val="auto"/>
+          <w:sz w:val="20"/>
+          <w:szCs w:val="20"/>
+          <w:lang w:val="en-US"/>
+        </w:rPr>
+        <w:t xml:space="preserve"> </w:t>
+      </w:r>
+      <w:r>
+        <w:rPr>
+          <w:rFonts w:ascii="Calibri" w:hAnsi="Calibri" w:eastAsia="Calibri" w:cs="Calibri"/>
+          <w:noProof w:val="0"/>
+          <w:color w:val="auto"/>
+          <w:sz w:val="20"/>
+          <w:szCs w:val="20"/>
+          <w:lang w:val="en-US"/>
+        </w:rPr>
+        <w:t>Embeddings,</w:t>
+      </w:r>
+      <w:r>
+        <w:rPr>
+          <w:rFonts w:ascii="Calibri" w:hAnsi="Calibri" w:eastAsia="Calibri" w:cs="Calibri"/>
+          <w:noProof w:val="0"/>
+          <w:color w:val="auto"/>
+          <w:sz w:val="20"/>
+          <w:szCs w:val="20"/>
+          <w:lang w:val="en-US"/>
+        </w:rPr>
+        <w:t xml:space="preserve"> LLM </w:t>
+      </w:r>
+      <w:r>
+        <w:rPr>
+          <w:rFonts w:ascii="Calibri" w:hAnsi="Calibri" w:eastAsia="Calibri" w:cs="Calibri"/>
+          <w:noProof w:val="0"/>
+          <w:color w:val="auto"/>
+          <w:sz w:val="20"/>
+          <w:szCs w:val="20"/>
+          <w:lang w:val="en-US"/>
+        </w:rPr>
+        <w:t>Evaluation,</w:t>
+      </w:r>
+      <w:r>
+        <w:rPr>
+          <w:rFonts w:ascii="Calibri" w:hAnsi="Calibri" w:eastAsia="Calibri" w:cs="Calibri"/>
+          <w:noProof w:val="0"/>
+          <w:color w:val="auto"/>
+          <w:sz w:val="20"/>
+          <w:szCs w:val="20"/>
+          <w:lang w:val="en-US"/>
+        </w:rPr>
+        <w:t xml:space="preserve"> Red </w:t>
+      </w:r>
+      <w:r>
+        <w:rPr>
+          <w:rFonts w:ascii="Calibri" w:hAnsi="Calibri" w:eastAsia="Calibri" w:cs="Calibri"/>
+          <w:noProof w:val="0"/>
+          <w:color w:val="auto"/>
+          <w:sz w:val="20"/>
+          <w:szCs w:val="20"/>
+          <w:lang w:val="en-US"/>
+        </w:rPr>
+        <w:t>Teaming, Guardrails,</w:t>
+      </w:r>
+      <w:r>
+        <w:rPr>
+          <w:rFonts w:ascii="Calibri" w:hAnsi="Calibri" w:eastAsia="Calibri" w:cs="Calibri"/>
+          <w:noProof w:val="0"/>
+          <w:color w:val="auto"/>
+          <w:sz w:val="20"/>
+          <w:szCs w:val="20"/>
+          <w:lang w:val="en-US"/>
+        </w:rPr>
+        <w:t xml:space="preserve"> Azure AI Content </w:t>
+      </w:r>
+      <w:r>
+        <w:rPr>
+          <w:rFonts w:ascii="Calibri" w:hAnsi="Calibri" w:eastAsia="Calibri" w:cs="Calibri"/>
+          <w:noProof w:val="0"/>
+          <w:color w:val="auto"/>
+          <w:sz w:val="20"/>
+          <w:szCs w:val="20"/>
+          <w:lang w:val="en-US"/>
+        </w:rPr>
+        <w:t>Safety</w:t>
+      </w:r>
+    </w:p>
+    <w:p xmlns:wp14="http://schemas.microsoft.com/office/word/2010/wordml" wp14:textId="03CC0BAA">
+      <w:pPr>
+        <w:pStyle w:val="ListParagraph"/>
+        <w:numPr>
+          <w:ilvl w:val="0"/>
+          <w:numId w:val="5"/>
+        </w:numPr>
+        <w:suppressLineNumbers w:val="0"/>
+        <w:bidi w:val="0"/>
+        <w:spacing w:before="40" w:beforeAutospacing="off" w:after="40" w:afterAutospacing="off" w:line="259" w:lineRule="auto"/>
+        <w:ind w:left="360" w:right="0" w:hanging="360"/>
+        <w:jc w:val="left"/>
+        <w:rPr>
+          <w:rFonts w:ascii="Calibri" w:hAnsi="Calibri" w:eastAsia="Calibri" w:cs="Calibri"/>
+          <w:noProof w:val="0"/>
+          <w:color w:val="auto"/>
+          <w:sz w:val="20"/>
+          <w:szCs w:val="20"/>
+          <w:lang w:val="en-US"/>
+        </w:rPr>
+      </w:pPr>
+      <w:r>
+        <w:rPr>
+          <w:rFonts w:ascii="Calibri" w:hAnsi="Calibri" w:eastAsia="Calibri" w:cs="Calibri"/>
+          <w:noProof w:val="0"/>
+          <w:color w:val="auto"/>
+          <w:sz w:val="20"/>
+          <w:szCs w:val="20"/>
+          <w:lang w:val="en-US"/>
+        </w:rPr>
+        <w:t>Azure AI Services:</w:t>
+      </w:r>
+      <w:r>
+        <w:rPr>
+          <w:rFonts w:ascii="Calibri" w:hAnsi="Calibri" w:eastAsia="Calibri" w:cs="Calibri"/>
+          <w:noProof w:val="0"/>
+          <w:color w:val="auto"/>
+          <w:sz w:val="20"/>
+          <w:szCs w:val="20"/>
+          <w:lang w:val="en-US"/>
+        </w:rPr>
+        <w:t xml:space="preserve"> AI </w:t>
+      </w:r>
+      <w:r>
+        <w:rPr>
+          <w:rFonts w:ascii="Calibri" w:hAnsi="Calibri" w:eastAsia="Calibri" w:cs="Calibri"/>
+          <w:noProof w:val="0"/>
+          <w:color w:val="auto"/>
+          <w:sz w:val="20"/>
+          <w:szCs w:val="20"/>
+          <w:lang w:val="en-US"/>
+        </w:rPr>
+        <w:t>Search,</w:t>
+      </w:r>
+      <w:r>
+        <w:rPr>
+          <w:rFonts w:ascii="Calibri" w:hAnsi="Calibri" w:eastAsia="Calibri" w:cs="Calibri"/>
+          <w:noProof w:val="0"/>
+          <w:color w:val="auto"/>
+          <w:sz w:val="20"/>
+          <w:szCs w:val="20"/>
+          <w:lang w:val="en-US"/>
+        </w:rPr>
+        <w:t xml:space="preserve"> Document </w:t>
+      </w:r>
+      <w:r>
+        <w:rPr>
+          <w:rFonts w:ascii="Calibri" w:hAnsi="Calibri" w:eastAsia="Calibri" w:cs="Calibri"/>
+          <w:noProof w:val="0"/>
+          <w:color w:val="auto"/>
+          <w:sz w:val="20"/>
+          <w:szCs w:val="20"/>
+          <w:lang w:val="en-US"/>
+        </w:rPr>
+        <w:t>Intelligence,</w:t>
+      </w:r>
+      <w:r>
+        <w:rPr>
+          <w:rFonts w:ascii="Calibri" w:hAnsi="Calibri" w:eastAsia="Calibri" w:cs="Calibri"/>
+          <w:noProof w:val="0"/>
+          <w:color w:val="auto"/>
+          <w:sz w:val="20"/>
+          <w:szCs w:val="20"/>
+          <w:lang w:val="en-US"/>
+        </w:rPr>
+        <w:t xml:space="preserve"> </w:t>
+      </w:r>
+      <w:r>
+        <w:rPr>
+          <w:rFonts w:ascii="Calibri" w:hAnsi="Calibri" w:eastAsia="Calibri" w:cs="Calibri"/>
+          <w:noProof w:val="0"/>
+          <w:color w:val="auto"/>
+          <w:sz w:val="20"/>
+          <w:szCs w:val="20"/>
+          <w:lang w:val="en-US"/>
+        </w:rPr>
+        <w:t>Vision,</w:t>
+      </w:r>
+      <w:r>
+        <w:rPr>
+          <w:rFonts w:ascii="Calibri" w:hAnsi="Calibri" w:eastAsia="Calibri" w:cs="Calibri"/>
+          <w:noProof w:val="0"/>
+          <w:color w:val="auto"/>
+          <w:sz w:val="20"/>
+          <w:szCs w:val="20"/>
+          <w:lang w:val="en-US"/>
+        </w:rPr>
+        <w:t xml:space="preserve"> </w:t>
+      </w:r>
+      <w:r>
+        <w:rPr>
+          <w:rFonts w:ascii="Calibri" w:hAnsi="Calibri" w:eastAsia="Calibri" w:cs="Calibri"/>
+          <w:noProof w:val="0"/>
+          <w:color w:val="auto"/>
+          <w:sz w:val="20"/>
+          <w:szCs w:val="20"/>
+          <w:lang w:val="en-US"/>
+        </w:rPr>
+        <w:t>Speech,</w:t>
+      </w:r>
+      <w:r>
+        <w:rPr>
+          <w:rFonts w:ascii="Calibri" w:hAnsi="Calibri" w:eastAsia="Calibri" w:cs="Calibri"/>
+          <w:noProof w:val="0"/>
+          <w:color w:val="auto"/>
+          <w:sz w:val="20"/>
+          <w:szCs w:val="20"/>
+          <w:lang w:val="en-US"/>
+        </w:rPr>
+        <w:t xml:space="preserve"> </w:t>
+      </w:r>
+      <w:r>
+        <w:rPr>
+          <w:rFonts w:ascii="Calibri" w:hAnsi="Calibri" w:eastAsia="Calibri" w:cs="Calibri"/>
+          <w:noProof w:val="0"/>
+          <w:color w:val="auto"/>
+          <w:sz w:val="20"/>
+          <w:szCs w:val="20"/>
+          <w:lang w:val="en-US"/>
+        </w:rPr>
+        <w:t>Language,</w:t>
+      </w:r>
+      <w:r>
+        <w:rPr>
+          <w:rFonts w:ascii="Calibri" w:hAnsi="Calibri" w:eastAsia="Calibri" w:cs="Calibri"/>
+          <w:noProof w:val="0"/>
+          <w:color w:val="auto"/>
+          <w:sz w:val="20"/>
+          <w:szCs w:val="20"/>
+          <w:lang w:val="en-US"/>
+        </w:rPr>
+        <w:t xml:space="preserve"> </w:t>
+      </w:r>
+      <w:r>
+        <w:rPr>
+          <w:rFonts w:ascii="Calibri" w:hAnsi="Calibri" w:eastAsia="Calibri" w:cs="Calibri"/>
+          <w:noProof w:val="0"/>
+          <w:color w:val="auto"/>
+          <w:sz w:val="20"/>
+          <w:szCs w:val="20"/>
+          <w:lang w:val="en-US"/>
+        </w:rPr>
+        <w:t>Translator,</w:t>
+      </w:r>
+      <w:r>
+        <w:rPr>
+          <w:rFonts w:ascii="Calibri" w:hAnsi="Calibri" w:eastAsia="Calibri" w:cs="Calibri"/>
+          <w:noProof w:val="0"/>
+          <w:color w:val="auto"/>
+          <w:sz w:val="20"/>
+          <w:szCs w:val="20"/>
+          <w:lang w:val="en-US"/>
+        </w:rPr>
+        <w:t xml:space="preserve"> Cognitive </w:t>
+      </w:r>
+      <w:r>
+        <w:rPr>
+          <w:rFonts w:ascii="Calibri" w:hAnsi="Calibri" w:eastAsia="Calibri" w:cs="Calibri"/>
+          <w:noProof w:val="0"/>
+          <w:color w:val="auto"/>
+          <w:sz w:val="20"/>
+          <w:szCs w:val="20"/>
+          <w:lang w:val="en-US"/>
+        </w:rPr>
+        <w:t>Services,</w:t>
+      </w:r>
+      <w:r>
+        <w:rPr>
+          <w:rFonts w:ascii="Calibri" w:hAnsi="Calibri" w:eastAsia="Calibri" w:cs="Calibri"/>
+          <w:noProof w:val="0"/>
+          <w:color w:val="auto"/>
+          <w:sz w:val="20"/>
+          <w:szCs w:val="20"/>
+          <w:lang w:val="en-US"/>
+        </w:rPr>
+        <w:t xml:space="preserve"> Hugging Face</w:t>
+      </w:r>
+    </w:p>
+    <w:p>
+      <w:pPr>
+        <w:pStyle w:val="ListParagraph"/>
+        <w:numPr>
+          <w:ilvl w:val="0"/>
+          <w:numId w:val="5"/>
+        </w:numPr>
+        <w:suppressLineNumbers w:val="0"/>
+        <w:bidi w:val="0"/>
+        <w:spacing w:before="40" w:beforeAutospacing="off" w:after="40" w:afterAutospacing="off" w:line="259" w:lineRule="auto"/>
+        <w:ind w:left="360" w:right="0" w:hanging="360"/>
+        <w:jc w:val="left"/>
+        <w:rPr>
+          <w:rFonts w:ascii="Calibri" w:hAnsi="Calibri" w:eastAsia="Calibri" w:cs="Calibri"/>
+          <w:color w:val="auto"/>
+          <w:sz w:val="20"/>
+          <w:szCs w:val="20"/>
+          <w:lang w:val="en-US"/>
+        </w:rPr>
+      </w:pPr>
+      <w:r>
+        <w:rPr>
+          <w:rFonts w:ascii="Calibri" w:hAnsi="Calibri" w:eastAsia="Calibri" w:cs="Calibri"/>
+          <w:color w:val="auto"/>
+          <w:sz w:val="20"/>
+          <w:szCs w:val="20"/>
+          <w:lang w:val="en-US"/>
+        </w:rPr>
+        <w:t xml:space="preserve">Cloud Platforms: </w:t>
+      </w:r>
+      <w:r>
+        <w:rPr>
+          <w:rFonts w:ascii="Calibri" w:hAnsi="Calibri" w:eastAsia="Calibri" w:cs="Calibri"/>
+          <w:color w:val="auto"/>
+          <w:sz w:val="20"/>
+          <w:szCs w:val="20"/>
+          <w:lang w:val="en-US"/>
+        </w:rPr>
+        <w:t xml:space="preserve">Azure (App Service, Azure SQL, Storage, Key Vault, </w:t>
+      </w:r>
+      <w:r>
+        <w:rPr>
+          <w:rFonts w:ascii="Calibri" w:hAnsi="Calibri" w:eastAsia="Calibri" w:cs="Calibri"/>
+          <w:color w:val="auto"/>
+          <w:sz w:val="20"/>
+          <w:szCs w:val="20"/>
+          <w:lang w:val="en-US"/>
+        </w:rPr>
+        <w:t>vNets</w:t>
+      </w:r>
+      <w:r>
+        <w:rPr>
+          <w:rFonts w:ascii="Calibri" w:hAnsi="Calibri" w:eastAsia="Calibri" w:cs="Calibri"/>
+          <w:color w:val="auto"/>
+          <w:sz w:val="20"/>
+          <w:szCs w:val="20"/>
+          <w:lang w:val="en-US"/>
+        </w:rPr>
+        <w:t>, NSGs, Application Gateway, Container Apps, Event Hub, Event Bus, Monitor, Active Directory)</w:t>
+      </w:r>
+    </w:p>
+    <w:p>
+      <w:pPr>
+        <w:pStyle w:val="ListParagraph"/>
+        <w:numPr>
+          <w:ilvl w:val="0"/>
+          <w:numId w:val="5"/>
+        </w:numPr>
+        <w:suppressLineNumbers w:val="0"/>
+        <w:bidi w:val="0"/>
+        <w:spacing w:before="40" w:beforeAutospacing="off" w:after="40" w:afterAutospacing="off" w:line="259" w:lineRule="auto"/>
+        <w:ind w:left="360" w:right="0" w:hanging="360"/>
+        <w:jc w:val="left"/>
+        <w:rPr>
+          <w:rFonts w:ascii="Calibri" w:hAnsi="Calibri" w:eastAsia="Calibri" w:cs="Calibri"/>
+          <w:color w:val="auto"/>
+          <w:sz w:val="20"/>
+          <w:szCs w:val="20"/>
+          <w:lang w:val="en-US"/>
+        </w:rPr>
+      </w:pPr>
+      <w:r>
+        <w:rPr>
+          <w:rFonts w:ascii="Calibri" w:hAnsi="Calibri" w:eastAsia="Calibri" w:cs="Calibri"/>
+          <w:color w:val="auto"/>
+          <w:sz w:val="20"/>
+          <w:szCs w:val="20"/>
+          <w:lang w:val="en-US"/>
+        </w:rPr>
+        <w:t xml:space="preserve">Cloud Platforms: </w:t>
+      </w:r>
+      <w:r>
+        <w:rPr>
+          <w:rFonts w:ascii="Calibri" w:hAnsi="Calibri" w:eastAsia="Calibri" w:cs="Calibri"/>
+          <w:color w:val="auto"/>
+          <w:sz w:val="20"/>
+          <w:szCs w:val="20"/>
+          <w:lang w:val="en-US"/>
+        </w:rPr>
+        <w:t xml:space="preserve">Azure (App Service, Azure SQL, Storage, Key Vault, </w:t>
+      </w:r>
+      <w:r>
+        <w:rPr>
+          <w:rFonts w:ascii="Calibri" w:hAnsi="Calibri" w:eastAsia="Calibri" w:cs="Calibri"/>
+          <w:color w:val="auto"/>
+          <w:sz w:val="20"/>
+          <w:szCs w:val="20"/>
+          <w:lang w:val="en-US"/>
+        </w:rPr>
+        <w:t>vNets</w:t>
+      </w:r>
+      <w:r>
+        <w:rPr>
+          <w:rFonts w:ascii="Calibri" w:hAnsi="Calibri" w:eastAsia="Calibri" w:cs="Calibri"/>
+          <w:color w:val="auto"/>
+          <w:sz w:val="20"/>
+          <w:szCs w:val="20"/>
+          <w:lang w:val="en-US"/>
+        </w:rPr>
+        <w:t>, NSGs, Application Gateway, Container Apps, Event Hub, Event Bus, Monitor, Active Directory)</w:t>
+      </w:r>
+    </w:p>
+    <w:p xmlns:wp14="http://schemas.microsoft.com/office/word/2010/wordml" wp14:textId="64779580">
+      <w:pPr>
+        <w:pStyle w:val="ListParagraph"/>
+        <w:numPr>
+          <w:ilvl w:val="0"/>
+          <w:numId w:val="5"/>
+        </w:numPr>
+        <w:suppressLineNumbers w:val="0"/>
+        <w:bidi w:val="0"/>
+        <w:spacing w:before="40" w:beforeAutospacing="off" w:after="40" w:afterAutospacing="off" w:line="259" w:lineRule="auto"/>
+        <w:ind w:left="360" w:right="0" w:hanging="360"/>
+        <w:jc w:val="left"/>
+        <w:rPr>
+          <w:rFonts w:ascii="Calibri" w:hAnsi="Calibri" w:eastAsia="Calibri" w:cs="Calibri"/>
+          <w:color w:val="auto"/>
+          <w:sz w:val="20"/>
+          <w:szCs w:val="20"/>
+          <w:lang w:val="en-US"/>
+        </w:rPr>
+      </w:pPr>
+      <w:r>
+        <w:rPr>
+          <w:rFonts w:ascii="Calibri" w:hAnsi="Calibri" w:eastAsia="Calibri" w:cs="Calibri"/>
+          <w:color w:val="auto"/>
+          <w:sz w:val="20"/>
+          <w:szCs w:val="20"/>
+          <w:lang w:val="en-US"/>
+        </w:rPr>
+        <w:t xml:space="preserve">Architecture &amp; Governance: </w:t>
+      </w:r>
+      <w:r>
+        <w:rPr>
+          <w:rFonts w:ascii="Calibri" w:hAnsi="Calibri" w:eastAsia="Calibri" w:cs="Calibri"/>
+          <w:color w:val="auto"/>
+          <w:sz w:val="20"/>
+          <w:szCs w:val="20"/>
+          <w:lang w:val="en-US"/>
+        </w:rPr>
+        <w:t xml:space="preserve">Landing zones, hub-and-spoke networking, private connectivity, Architecture Decision Records, Azure Policy, </w:t>
+      </w:r>
+      <w:r>
+        <w:rPr>
+          <w:rFonts w:ascii="Calibri" w:hAnsi="Calibri" w:eastAsia="Calibri" w:cs="Calibri"/>
+          <w:color w:val="auto"/>
+          <w:sz w:val="20"/>
+          <w:szCs w:val="20"/>
+          <w:lang w:val="en-US"/>
+        </w:rPr>
+        <w:t>Defender for</w:t>
+      </w:r>
+      <w:r>
+        <w:rPr>
+          <w:rFonts w:ascii="Calibri" w:hAnsi="Calibri" w:eastAsia="Calibri" w:cs="Calibri"/>
+          <w:color w:val="auto"/>
+          <w:sz w:val="20"/>
+          <w:szCs w:val="20"/>
+          <w:lang w:val="en-US"/>
+        </w:rPr>
+        <w:t xml:space="preserve"> Cloud</w:t>
+      </w:r>
+    </w:p>
+    <w:p xmlns:wp14="http://schemas.microsoft.com/office/word/2010/wordml" wp14:textId="520BCEEE">
+      <w:pPr>
+        <w:pStyle w:val="ListParagraph"/>
+        <w:numPr>
+          <w:ilvl w:val="0"/>
+          <w:numId w:val="5"/>
+        </w:numPr>
+        <w:suppressLineNumbers w:val="0"/>
+        <w:bidi w:val="0"/>
+        <w:spacing w:before="40" w:beforeAutospacing="off" w:after="40" w:afterAutospacing="off" w:line="259" w:lineRule="auto"/>
+        <w:ind w:left="360" w:right="0" w:hanging="360"/>
+        <w:jc w:val="left"/>
+        <w:rPr>
+          <w:rFonts w:ascii="Calibri" w:hAnsi="Calibri" w:eastAsia="Calibri" w:cs="Calibri"/>
+          <w:color w:val="auto"/>
+          <w:sz w:val="20"/>
+          <w:szCs w:val="20"/>
+        </w:rPr>
+      </w:pPr>
+      <w:r>
+        <w:rPr>
+          <w:rFonts w:ascii="Calibri" w:hAnsi="Calibri" w:eastAsia="Calibri" w:cs="Calibri"/>
+          <w:color w:val="auto"/>
+          <w:sz w:val="20"/>
+          <w:szCs w:val="20"/>
+        </w:rPr>
+        <w:t xml:space="preserve">DevOps &amp; CI/CD: </w:t>
+      </w:r>
+      <w:r>
+        <w:rPr>
+          <w:rFonts w:ascii="Calibri" w:hAnsi="Calibri" w:eastAsia="Calibri" w:cs="Calibri"/>
+          <w:color w:val="auto"/>
+          <w:sz w:val="20"/>
+          <w:szCs w:val="20"/>
+        </w:rPr>
+        <w:t>GitHub Actions, Terraform, Azure Artifacts, Release Management</w:t>
+      </w:r>
+    </w:p>
+    <w:p xmlns:wp14="http://schemas.microsoft.com/office/word/2010/wordml" wp14:textId="77777777">
+      <w:pPr>
+        <w:pStyle w:val="ListParagraph"/>
+        <w:numPr>
+          <w:ilvl w:val="0"/>
+          <w:numId w:val="5"/>
+        </w:numPr>
+        <w:suppressLineNumbers w:val="0"/>
+        <w:bidi w:val="0"/>
+        <w:spacing w:before="40" w:beforeAutospacing="off" w:after="40" w:afterAutospacing="off" w:line="259" w:lineRule="auto"/>
+        <w:ind w:left="360" w:right="0" w:hanging="360"/>
+        <w:jc w:val="left"/>
+        <w:rPr>
+          <w:rFonts w:ascii="Calibri" w:hAnsi="Calibri" w:eastAsia="Calibri" w:cs="Calibri"/>
+          <w:color w:val="auto"/>
+          <w:sz w:val="20"/>
+          <w:szCs w:val="20"/>
+        </w:rPr>
+      </w:pPr>
+      <w:r>
+        <w:rPr>
+          <w:rFonts w:ascii="Calibri" w:hAnsi="Calibri" w:eastAsia="Calibri" w:cs="Calibri"/>
+          <w:color w:val="auto"/>
+          <w:sz w:val="20"/>
+          <w:szCs w:val="20"/>
+        </w:rPr>
+        <w:t xml:space="preserve">Monitoring &amp; Observability: </w:t>
+      </w:r>
+      <w:r>
+        <w:rPr>
+          <w:rFonts w:ascii="Calibri" w:hAnsi="Calibri" w:eastAsia="Calibri" w:cs="Calibri"/>
+          <w:color w:val="auto"/>
+          <w:sz w:val="20"/>
+          <w:szCs w:val="20"/>
+        </w:rPr>
+        <w:t>Azure Monitor, Application Insights</w:t>
+      </w:r>
+    </w:p>
+    <w:p xmlns:wp14="http://schemas.microsoft.com/office/word/2010/wordml" wp14:textId="5E511118">
+      <w:pPr>
+        <w:pStyle w:val="ListParagraph"/>
+        <w:numPr>
+          <w:ilvl w:val="0"/>
+          <w:numId w:val="5"/>
+        </w:numPr>
+        <w:suppressLineNumbers w:val="0"/>
+        <w:bidi w:val="0"/>
+        <w:spacing w:before="40" w:beforeAutospacing="off" w:after="40" w:afterAutospacing="off" w:line="259" w:lineRule="auto"/>
+        <w:ind w:left="360" w:right="0" w:hanging="360"/>
+        <w:jc w:val="left"/>
+        <w:rPr>
+          <w:rFonts w:ascii="Calibri" w:hAnsi="Calibri" w:eastAsia="Calibri" w:cs="Calibri"/>
+          <w:color w:val="auto"/>
+          <w:sz w:val="20"/>
+          <w:szCs w:val="20"/>
+          <w:lang w:val="en-US"/>
+        </w:rPr>
+      </w:pPr>
+      <w:r>
+        <w:rPr>
+          <w:rFonts w:ascii="Calibri" w:hAnsi="Calibri" w:eastAsia="Calibri" w:cs="Calibri"/>
+          <w:color w:val="auto"/>
+          <w:sz w:val="20"/>
+          <w:szCs w:val="20"/>
+          <w:lang w:val="en-US"/>
+        </w:rPr>
+        <w:t xml:space="preserve">Testing &amp; Quality: </w:t>
+      </w:r>
+      <w:r>
+        <w:rPr>
+          <w:rFonts w:ascii="Calibri" w:hAnsi="Calibri" w:eastAsia="Calibri" w:cs="Calibri"/>
+          <w:color w:val="auto"/>
+          <w:sz w:val="20"/>
+          <w:szCs w:val="20"/>
+          <w:lang w:val="en-US"/>
+        </w:rPr>
+        <w:t xml:space="preserve">TDD, Unit Testing, Peer Reviews, Static &amp; Dynamic Application Security Testing </w:t>
+      </w:r>
+      <w:r>
+        <w:rPr>
+          <w:rFonts w:ascii="Calibri" w:hAnsi="Calibri" w:eastAsia="Calibri" w:cs="Calibri"/>
+          <w:color w:val="auto"/>
+          <w:sz w:val="20"/>
+          <w:szCs w:val="20"/>
+          <w:lang w:val="en-US"/>
+        </w:rPr>
+        <w:t>(SonarQube</w:t>
+      </w:r>
+      <w:r>
+        <w:rPr>
+          <w:rFonts w:ascii="Calibri" w:hAnsi="Calibri" w:eastAsia="Calibri" w:cs="Calibri"/>
+          <w:color w:val="auto"/>
+          <w:sz w:val="20"/>
+          <w:szCs w:val="20"/>
+          <w:lang w:val="en-US"/>
+        </w:rPr>
+        <w:t>/</w:t>
+      </w:r>
+      <w:r>
+        <w:rPr>
+          <w:rFonts w:ascii="Calibri" w:hAnsi="Calibri" w:eastAsia="Calibri" w:cs="Calibri"/>
+          <w:color w:val="auto"/>
+          <w:sz w:val="20"/>
+          <w:szCs w:val="20"/>
+          <w:lang w:val="en-US"/>
+        </w:rPr>
+        <w:t>Sonar Cloud</w:t>
+      </w:r>
+      <w:r>
+        <w:rPr>
+          <w:rFonts w:ascii="Calibri" w:hAnsi="Calibri" w:eastAsia="Calibri" w:cs="Calibri"/>
+          <w:color w:val="auto"/>
+          <w:sz w:val="20"/>
+          <w:szCs w:val="20"/>
+          <w:lang w:val="en-US"/>
+        </w:rPr>
+        <w:t xml:space="preserve">, </w:t>
+      </w:r>
+      <w:r>
+        <w:rPr>
+          <w:rFonts w:ascii="Calibri" w:hAnsi="Calibri" w:eastAsia="Calibri" w:cs="Calibri"/>
+          <w:color w:val="auto"/>
+          <w:sz w:val="20"/>
+          <w:szCs w:val="20"/>
+          <w:lang w:val="en-US"/>
+        </w:rPr>
+        <w:t>CodeQL</w:t>
+      </w:r>
+      <w:r>
+        <w:rPr>
+          <w:rFonts w:ascii="Calibri" w:hAnsi="Calibri" w:eastAsia="Calibri" w:cs="Calibri"/>
+          <w:color w:val="auto"/>
+          <w:sz w:val="20"/>
+          <w:szCs w:val="20"/>
+          <w:lang w:val="en-US"/>
+        </w:rPr>
+        <w:t>)</w:t>
+      </w:r>
+    </w:p>
+    <w:p xmlns:wp14="http://schemas.microsoft.com/office/word/2010/wordml" wp14:textId="0DEE8813">
+      <w:pPr>
+        <w:pStyle w:val="ListParagraph"/>
+        <w:numPr>
+          <w:ilvl w:val="0"/>
+          <w:numId w:val="5"/>
+        </w:numPr>
+        <w:suppressLineNumbers w:val="0"/>
+        <w:bidi w:val="0"/>
+        <w:spacing w:before="40" w:beforeAutospacing="off" w:after="40" w:afterAutospacing="off" w:line="259" w:lineRule="auto"/>
+        <w:ind w:left="360" w:right="0" w:hanging="360"/>
+        <w:jc w:val="left"/>
+        <w:rPr>
+          <w:rFonts w:ascii="Calibri" w:hAnsi="Calibri" w:eastAsia="Calibri" w:cs="Calibri"/>
+          <w:color w:val="auto"/>
+          <w:sz w:val="20"/>
+          <w:szCs w:val="20"/>
+        </w:rPr>
+      </w:pPr>
+      <w:r>
+        <w:rPr>
+          <w:rFonts w:ascii="Calibri" w:hAnsi="Calibri" w:eastAsia="Calibri" w:cs="Calibri"/>
+          <w:color w:val="auto"/>
+          <w:sz w:val="20"/>
+          <w:szCs w:val="20"/>
+        </w:rPr>
+        <w:t xml:space="preserve">Source/Version Control: </w:t>
+      </w:r>
+      <w:r>
+        <w:rPr>
+          <w:rFonts w:ascii="Calibri" w:hAnsi="Calibri" w:eastAsia="Calibri" w:cs="Calibri"/>
+          <w:color w:val="auto"/>
+          <w:sz w:val="20"/>
+          <w:szCs w:val="20"/>
+        </w:rPr>
+        <w:t>Git/GitHub/GitLab</w:t>
+      </w:r>
+    </w:p>
+    <w:p xmlns:wp14="http://schemas.microsoft.com/office/word/2010/wordml" wp14:textId="08C9D8F4">
+      <w:pPr>
+        <w:pStyle w:val="ListParagraph"/>
+        <w:numPr>
+          <w:ilvl w:val="0"/>
+          <w:numId w:val="5"/>
+        </w:numPr>
+        <w:suppressLineNumbers w:val="0"/>
+        <w:spacing w:before="40" w:beforeAutospacing="off" w:after="40" w:afterAutospacing="off" w:line="259" w:lineRule="auto"/>
+        <w:ind w:left="360" w:right="0" w:hanging="360"/>
+        <w:jc w:val="left"/>
+        <w:rPr>
+          <w:rFonts w:ascii="Calibri" w:hAnsi="Calibri" w:eastAsia="Calibri" w:cs="Calibri"/>
+          <w:color w:val="auto"/>
+          <w:sz w:val="20"/>
+          <w:szCs w:val="20"/>
+          <w:lang w:val="en-US"/>
+        </w:rPr>
+      </w:pPr>
+      <w:r>
+        <w:rPr>
+          <w:rFonts w:ascii="Calibri" w:hAnsi="Calibri" w:eastAsia="Calibri" w:cs="Calibri"/>
+          <w:color w:val="auto"/>
+          <w:sz w:val="20"/>
+          <w:szCs w:val="20"/>
           <w:lang w:val="en-US"/>
         </w:rPr>
         <w:t>Languages &amp; Frameworks:</w:t>
       </w:r>
       <w:r>
         <w:rPr>
-          <w:color w:val="auto"/>
-          <w:sz w:val="21"/>
-          <w:szCs w:val="21"/>
+          <w:rFonts w:ascii="Calibri" w:hAnsi="Calibri" w:eastAsia="Calibri" w:cs="Calibri"/>
+          <w:color w:val="auto"/>
+          <w:sz w:val="20"/>
+          <w:szCs w:val="20"/>
           <w:lang w:val="en-US"/>
         </w:rPr>
         <w:t xml:space="preserve"> .NET, C </w:t>
       </w:r>
       <w:r>
         <w:rPr>
-          <w:color w:val="auto"/>
-          <w:sz w:val="21"/>
-          <w:szCs w:val="21"/>
+          <w:rFonts w:ascii="Calibri" w:hAnsi="Calibri" w:eastAsia="Calibri" w:cs="Calibri"/>
+          <w:color w:val="auto"/>
+          <w:sz w:val="20"/>
+          <w:szCs w:val="20"/>
           <w:lang w:val="en-US"/>
         </w:rPr>
         <w:t>#, Python</w:t>
@@ -964,43 +1109,55 @@
           <w:ilvl w:val="0"/>
           <w:numId w:val="5"/>
         </w:numPr>
-        <w:spacing w:after="80"/>
-        <w:rPr>
-          <w:sz w:val="21"/>
-          <w:szCs w:val="21"/>
-          <w:lang w:val="en-US"/>
-        </w:rPr>
-      </w:pPr>
-      <w:r>
-        <w:rPr>
-          <w:b w:val="1"/>
-          <w:bCs w:val="1"/>
-          <w:sz w:val="21"/>
-          <w:szCs w:val="21"/>
+        <w:suppressLineNumbers w:val="0"/>
+        <w:bidi w:val="0"/>
+        <w:spacing w:before="40" w:beforeAutospacing="off" w:after="40" w:afterAutospacing="off" w:line="259" w:lineRule="auto"/>
+        <w:ind w:left="360" w:right="0" w:hanging="360"/>
+        <w:jc w:val="left"/>
+        <w:rPr>
+          <w:rFonts w:ascii="Calibri" w:hAnsi="Calibri" w:eastAsia="Calibri" w:cs="Calibri"/>
+          <w:color w:val="auto"/>
+          <w:sz w:val="20"/>
+          <w:szCs w:val="20"/>
+          <w:lang w:val="en-US"/>
+        </w:rPr>
+      </w:pPr>
+      <w:r>
+        <w:rPr>
+          <w:rFonts w:ascii="Calibri" w:hAnsi="Calibri" w:eastAsia="Calibri" w:cs="Calibri"/>
+          <w:color w:val="auto"/>
+          <w:sz w:val="20"/>
+          <w:szCs w:val="20"/>
           <w:lang w:val="en-US"/>
         </w:rPr>
         <w:t xml:space="preserve">Content Management System: </w:t>
       </w:r>
       <w:r>
         <w:rPr>
-          <w:sz w:val="21"/>
-          <w:szCs w:val="21"/>
+          <w:rFonts w:ascii="Calibri" w:hAnsi="Calibri" w:eastAsia="Calibri" w:cs="Calibri"/>
+          <w:color w:val="auto"/>
+          <w:sz w:val="20"/>
+          <w:szCs w:val="20"/>
           <w:lang w:val="en-US"/>
         </w:rPr>
         <w:t xml:space="preserve">Adobe Experience </w:t>
       </w:r>
       <w:r>
         <w:rPr>
-          <w:sz w:val="21"/>
-          <w:szCs w:val="21"/>
+          <w:rFonts w:ascii="Calibri" w:hAnsi="Calibri" w:eastAsia="Calibri" w:cs="Calibri"/>
+          <w:color w:val="auto"/>
+          <w:sz w:val="20"/>
+          <w:szCs w:val="20"/>
           <w:lang w:val="en-US"/>
         </w:rPr>
         <w:t>Manager, Site</w:t>
       </w:r>
       <w:r>
         <w:rPr>
-          <w:sz w:val="21"/>
-          <w:szCs w:val="21"/>
+          <w:rFonts w:ascii="Calibri" w:hAnsi="Calibri" w:eastAsia="Calibri" w:cs="Calibri"/>
+          <w:color w:val="auto"/>
+          <w:sz w:val="20"/>
+          <w:szCs w:val="20"/>
           <w:lang w:val="en-US"/>
         </w:rPr>
         <w:t xml:space="preserve"> Core</w:t>
@@ -1013,25 +1170,33 @@
           <w:ilvl w:val="0"/>
           <w:numId w:val="5"/>
         </w:numPr>
-        <w:spacing w:after="80"/>
-        <w:rPr>
-          <w:sz w:val="21"/>
-          <w:szCs w:val="21"/>
-        </w:rPr>
-      </w:pPr>
-      <w:r>
-        <w:rPr>
-          <w:b w:val="1"/>
-          <w:bCs w:val="1"/>
-          <w:sz w:val="21"/>
-          <w:szCs w:val="21"/>
+        <w:suppressLineNumbers w:val="0"/>
+        <w:bidi w:val="0"/>
+        <w:spacing w:before="40" w:beforeAutospacing="off" w:after="40" w:afterAutospacing="off" w:line="259" w:lineRule="auto"/>
+        <w:ind w:left="360" w:right="0" w:hanging="360"/>
+        <w:jc w:val="left"/>
+        <w:rPr>
+          <w:rFonts w:ascii="Calibri" w:hAnsi="Calibri" w:eastAsia="Calibri" w:cs="Calibri"/>
+          <w:color w:val="auto"/>
+          <w:sz w:val="20"/>
+          <w:szCs w:val="20"/>
+        </w:rPr>
+      </w:pPr>
+      <w:r>
+        <w:rPr>
+          <w:rFonts w:ascii="Calibri" w:hAnsi="Calibri" w:eastAsia="Calibri" w:cs="Calibri"/>
+          <w:color w:val="auto"/>
+          <w:sz w:val="20"/>
+          <w:szCs w:val="20"/>
         </w:rPr>
         <w:t xml:space="preserve">Other: </w:t>
       </w:r>
       <w:r>
         <w:rPr>
-          <w:sz w:val="21"/>
-          <w:szCs w:val="21"/>
+          <w:rFonts w:ascii="Calibri" w:hAnsi="Calibri" w:eastAsia="Calibri" w:cs="Calibri"/>
+          <w:color w:val="auto"/>
+          <w:sz w:val="20"/>
+          <w:szCs w:val="20"/>
         </w:rPr>
         <w:t>Agile/Scrum, Docker, Mentoring, Knowledge Sharing, Runbooks</w:t>
       </w:r>
@@ -1132,27 +1297,59 @@
           <w:numId w:val="2"/>
         </w:numPr>
         <w:suppressLineNumbers w:val="0"/>
-        <w:bidi w:val="0"/>
-        <w:spacing w:before="120" w:beforeAutospacing="off" w:after="20" w:afterAutospacing="off" w:line="259" w:lineRule="auto"/>
-        <w:ind w:right="0"/>
+        <w:spacing w:before="40" w:beforeAutospacing="off" w:after="40" w:afterAutospacing="off" w:line="259" w:lineRule="auto"/>
+        <w:ind w:left="360" w:right="0" w:hanging="360"/>
         <w:jc w:val="left"/>
         <w:rPr>
-          <w:sz w:val="21"/>
-          <w:szCs w:val="21"/>
-          <w:lang w:val="en-US"/>
-        </w:rPr>
-      </w:pPr>
-      <w:r>
-        <w:rPr>
-          <w:color w:val="auto"/>
-          <w:sz w:val="21"/>
-          <w:szCs w:val="21"/>
+          <w:rFonts w:ascii="Calibri" w:hAnsi="Calibri" w:eastAsia="Calibri" w:cs="Calibri"/>
+          <w:color w:val="auto"/>
+          <w:sz w:val="20"/>
+          <w:szCs w:val="20"/>
+          <w:lang w:val="en-US"/>
+        </w:rPr>
+      </w:pPr>
+      <w:r>
+        <w:rPr>
+          <w:rFonts w:ascii="Calibri" w:hAnsi="Calibri" w:eastAsia="Calibri" w:cs="Calibri"/>
+          <w:color w:val="auto"/>
+          <w:sz w:val="20"/>
+          <w:szCs w:val="20"/>
           <w:lang w:val="en-US"/>
         </w:rPr>
         <w:t>Led architecture workshops, technical reviews, and Agile delivery teams across multiple concurrent client engagements.</w:t>
       </w:r>
     </w:p>
     <w:p>
+      <w:pPr>
+        <w:pStyle w:val="ListParagraph"/>
+        <w:numPr>
+          <w:ilvl w:val="0"/>
+          <w:numId w:val="2"/>
+        </w:numPr>
+        <w:suppressLineNumbers w:val="0"/>
+        <w:spacing w:before="40" w:beforeAutospacing="off" w:after="40" w:afterAutospacing="off" w:line="259" w:lineRule="auto"/>
+        <w:ind w:left="360" w:right="0" w:hanging="360"/>
+        <w:jc w:val="left"/>
+        <w:rPr>
+          <w:rFonts w:ascii="Calibri" w:hAnsi="Calibri" w:eastAsia="Calibri" w:cs="Calibri"/>
+          <w:color w:val="auto"/>
+          <w:sz w:val="20"/>
+          <w:szCs w:val="20"/>
+          <w:lang w:val="en-US"/>
+        </w:rPr>
+      </w:pPr>
+      <w:r>
+        <w:rPr>
+          <w:rFonts w:ascii="Calibri" w:hAnsi="Calibri" w:eastAsia="Calibri" w:cs="Calibri"/>
+          <w:color w:val="auto"/>
+          <w:sz w:val="20"/>
+          <w:szCs w:val="20"/>
+          <w:lang w:val="en-US"/>
+        </w:rPr>
+        <w:t>Architected a scalable Azure PaaS platform for ASDA, supporting the separation of 2,500+ systems from Walmart and improving e-commerce throughput by 30% through event-driven microservices and Azure API Management.</w:t>
+      </w:r>
+    </w:p>
+    <w:p xmlns:wp14="http://schemas.microsoft.com/office/word/2010/wordml" wp14:textId="77777777">
       <w:pPr>
         <w:pStyle w:val="ListParagraph"/>
         <w:numPr>
@@ -1161,26 +1358,26 @@
         </w:numPr>
         <w:suppressLineNumbers w:val="0"/>
         <w:bidi w:val="0"/>
-        <w:spacing w:before="120" w:beforeAutospacing="off" w:after="20" w:afterAutospacing="off" w:line="259" w:lineRule="auto"/>
-        <w:ind w:right="0"/>
+        <w:spacing w:before="40" w:beforeAutospacing="off" w:after="40" w:afterAutospacing="off" w:line="259" w:lineRule="auto"/>
+        <w:ind w:left="360" w:right="0" w:hanging="360"/>
         <w:jc w:val="left"/>
         <w:rPr>
-          <w:i w:val="1"/>
-          <w:iCs w:val="1"/>
-          <w:color w:val="444444"/>
-          <w:sz w:val="20"/>
-          <w:szCs w:val="20"/>
-          <w:lang w:val="en-US"/>
-        </w:rPr>
-      </w:pPr>
-      <w:r>
-        <w:rPr>
-          <w:color w:val="auto"/>
-          <w:sz w:val="21"/>
-          <w:szCs w:val="21"/>
-          <w:lang w:val="en-US"/>
-        </w:rPr>
-        <w:t>Architected a scalable Azure PaaS platform for ASDA, supporting the separation of 2,500+ systems from Walmart and improving e-commerce throughput by 30% through event-driven microservices and Azure API Management.</w:t>
+          <w:rFonts w:ascii="Calibri" w:hAnsi="Calibri" w:eastAsia="Calibri" w:cs="Calibri"/>
+          <w:color w:val="auto"/>
+          <w:sz w:val="20"/>
+          <w:szCs w:val="20"/>
+          <w:lang w:val="en-US"/>
+        </w:rPr>
+      </w:pPr>
+      <w:r>
+        <w:rPr>
+          <w:rFonts w:ascii="Calibri" w:hAnsi="Calibri" w:eastAsia="Calibri" w:cs="Calibri"/>
+          <w:color w:val="auto"/>
+          <w:sz w:val="20"/>
+          <w:szCs w:val="20"/>
+          <w:lang w:val="en-US"/>
+        </w:rPr>
+        <w:t>Led the design and governance of an enterprise Azure PaaS platform, applying landing zone principles, hub-and-spoke networking and Architecture Decision Records so that every workload shared a single, governed, well-architected foundation rather than parallel, inconsistent environments.</w:t>
       </w:r>
     </w:p>
     <w:p xmlns:wp14="http://schemas.microsoft.com/office/word/2010/wordml" wp14:textId="77777777">
@@ -1190,32 +1387,25 @@
           <w:ilvl w:val="0"/>
           <w:numId w:val="2"/>
         </w:numPr>
-        <w:spacing w:after="60"/>
-        <w:rPr/>
-      </w:pPr>
-      <w:r>
-        <w:rPr>
-          <w:sz w:val="21"/>
-          <w:szCs w:val="21"/>
-          <w:lang w:val="en-US"/>
-        </w:rPr>
-        <w:t>Led the design and governance of an enterprise Azure PaaS platform, applying landing zone principles, hub-and-spoke networking and Architecture Decision Records so that every workload shared a single, governed, well-architected foundation rather than parallel, inconsistent environments.</w:t>
-      </w:r>
-    </w:p>
-    <w:p xmlns:wp14="http://schemas.microsoft.com/office/word/2010/wordml" wp14:textId="77777777">
-      <w:pPr>
-        <w:pStyle w:val="ListParagraph"/>
-        <w:numPr>
-          <w:ilvl w:val="0"/>
-          <w:numId w:val="2"/>
-        </w:numPr>
-        <w:spacing w:after="60"/>
-        <w:rPr/>
-      </w:pPr>
-      <w:r>
-        <w:rPr>
-          <w:sz w:val="21"/>
-          <w:szCs w:val="21"/>
+        <w:suppressLineNumbers w:val="0"/>
+        <w:bidi w:val="0"/>
+        <w:spacing w:before="40" w:beforeAutospacing="off" w:after="40" w:afterAutospacing="off" w:line="259" w:lineRule="auto"/>
+        <w:ind w:left="360" w:right="0" w:hanging="360"/>
+        <w:jc w:val="left"/>
+        <w:rPr>
+          <w:rFonts w:ascii="Calibri" w:hAnsi="Calibri" w:eastAsia="Calibri" w:cs="Calibri"/>
+          <w:color w:val="auto"/>
+          <w:sz w:val="20"/>
+          <w:szCs w:val="20"/>
+          <w:lang w:val="en-US"/>
+        </w:rPr>
+      </w:pPr>
+      <w:r>
+        <w:rPr>
+          <w:rFonts w:ascii="Calibri" w:hAnsi="Calibri" w:eastAsia="Calibri" w:cs="Calibri"/>
+          <w:color w:val="auto"/>
+          <w:sz w:val="20"/>
+          <w:szCs w:val="20"/>
           <w:lang w:val="en-US"/>
         </w:rPr>
         <w:t>Provisioned secure Azure infrastructure (100+ resources including App Services, storage accounts, vNets, subnets, NSGs, Key Vault) using Terraform, ensuring enterprise-grade compliance, network security, and seamless integration with development workflows.</w:t>
@@ -1228,23 +1418,36 @@
           <w:ilvl w:val="0"/>
           <w:numId w:val="2"/>
         </w:numPr>
-        <w:spacing w:after="60"/>
-        <w:rPr/>
-      </w:pPr>
-      <w:r>
-        <w:rPr>
-          <w:sz w:val="21"/>
-          <w:szCs w:val="21"/>
+        <w:suppressLineNumbers w:val="0"/>
+        <w:bidi w:val="0"/>
+        <w:spacing w:before="40" w:beforeAutospacing="off" w:after="40" w:afterAutospacing="off" w:line="259" w:lineRule="auto"/>
+        <w:ind w:left="360" w:right="0" w:hanging="360"/>
+        <w:jc w:val="left"/>
+        <w:rPr>
+          <w:rFonts w:ascii="Calibri" w:hAnsi="Calibri" w:eastAsia="Calibri" w:cs="Calibri"/>
+          <w:color w:val="auto"/>
+          <w:sz w:val="20"/>
+          <w:szCs w:val="20"/>
+          <w:lang w:val="en-US"/>
+        </w:rPr>
+      </w:pPr>
+      <w:r>
+        <w:rPr>
+          <w:rFonts w:ascii="Calibri" w:hAnsi="Calibri" w:eastAsia="Calibri" w:cs="Calibri"/>
+          <w:color w:val="auto"/>
+          <w:sz w:val="20"/>
+          <w:szCs w:val="20"/>
           <w:lang w:val="en-US"/>
         </w:rPr>
         <w:t xml:space="preserve">Contributed to the development of </w:t>
       </w:r>
-      <w:hyperlink r:id="Ra42ac623808f446f">
+      <w:hyperlink r:id="Rb7fc804297fd4ecf">
         <w:r>
           <w:rPr>
-            <w:rStyle w:val="Hyperlink"/>
-            <w:sz w:val="21"/>
-            <w:szCs w:val="21"/>
+            <w:rFonts w:ascii="Calibri" w:hAnsi="Calibri" w:eastAsia="Calibri" w:cs="Calibri"/>
+            <w:color w:val="auto"/>
+            <w:sz w:val="20"/>
+            <w:szCs w:val="20"/>
             <w:lang w:val="en-US"/>
           </w:rPr>
           <w:t>asda.com</w:t>
@@ -1252,16 +1455,20 @@
       </w:hyperlink>
       <w:r>
         <w:rPr>
-          <w:sz w:val="21"/>
-          <w:szCs w:val="21"/>
+          <w:rFonts w:ascii="Calibri" w:hAnsi="Calibri" w:eastAsia="Calibri" w:cs="Calibri"/>
+          <w:color w:val="auto"/>
+          <w:sz w:val="20"/>
+          <w:szCs w:val="20"/>
           <w:lang w:val="en-US"/>
         </w:rPr>
         <w:t xml:space="preserve"> e-commerce </w:t>
       </w:r>
       <w:r>
         <w:rPr>
-          <w:sz w:val="21"/>
-          <w:szCs w:val="21"/>
+          <w:rFonts w:ascii="Calibri" w:hAnsi="Calibri" w:eastAsia="Calibri" w:cs="Calibri"/>
+          <w:color w:val="auto"/>
+          <w:sz w:val="20"/>
+          <w:szCs w:val="20"/>
           <w:lang w:val="en-US"/>
         </w:rPr>
         <w:t>website.</w:t>
@@ -1274,13 +1481,25 @@
           <w:ilvl w:val="0"/>
           <w:numId w:val="2"/>
         </w:numPr>
-        <w:spacing w:after="60"/>
-        <w:rPr/>
-      </w:pPr>
-      <w:r>
-        <w:rPr>
-          <w:sz w:val="21"/>
-          <w:szCs w:val="21"/>
+        <w:suppressLineNumbers w:val="0"/>
+        <w:bidi w:val="0"/>
+        <w:spacing w:before="40" w:beforeAutospacing="off" w:after="40" w:afterAutospacing="off" w:line="259" w:lineRule="auto"/>
+        <w:ind w:left="360" w:right="0" w:hanging="360"/>
+        <w:jc w:val="left"/>
+        <w:rPr>
+          <w:rFonts w:ascii="Calibri" w:hAnsi="Calibri" w:eastAsia="Calibri" w:cs="Calibri"/>
+          <w:color w:val="auto"/>
+          <w:sz w:val="20"/>
+          <w:szCs w:val="20"/>
+          <w:lang w:val="en-US"/>
+        </w:rPr>
+      </w:pPr>
+      <w:r>
+        <w:rPr>
+          <w:rFonts w:ascii="Calibri" w:hAnsi="Calibri" w:eastAsia="Calibri" w:cs="Calibri"/>
+          <w:color w:val="auto"/>
+          <w:sz w:val="20"/>
+          <w:szCs w:val="20"/>
           <w:lang w:val="en-US"/>
         </w:rPr>
         <w:t>Integrated security scanning (SonarQube Cloud, Snyk and Trivy) across 300+ repositories, reducing critical vulnerabilities by 75% pre-deployment.</w:t>
@@ -1293,20 +1512,33 @@
           <w:ilvl w:val="0"/>
           <w:numId w:val="2"/>
         </w:numPr>
-        <w:spacing w:after="60"/>
-        <w:rPr/>
-      </w:pPr>
-      <w:r>
-        <w:rPr>
-          <w:sz w:val="21"/>
-          <w:szCs w:val="21"/>
+        <w:suppressLineNumbers w:val="0"/>
+        <w:bidi w:val="0"/>
+        <w:spacing w:before="40" w:beforeAutospacing="off" w:after="40" w:afterAutospacing="off" w:line="259" w:lineRule="auto"/>
+        <w:ind w:left="360" w:right="0" w:hanging="360"/>
+        <w:jc w:val="left"/>
+        <w:rPr>
+          <w:rFonts w:ascii="Calibri" w:hAnsi="Calibri" w:eastAsia="Calibri" w:cs="Calibri"/>
+          <w:color w:val="auto"/>
+          <w:sz w:val="20"/>
+          <w:szCs w:val="20"/>
+        </w:rPr>
+      </w:pPr>
+      <w:r>
+        <w:rPr>
+          <w:rFonts w:ascii="Calibri" w:hAnsi="Calibri" w:eastAsia="Calibri" w:cs="Calibri"/>
+          <w:color w:val="auto"/>
+          <w:sz w:val="20"/>
+          <w:szCs w:val="20"/>
         </w:rPr>
         <w:t>Implemented observability stacks with Azure Monitor and Application Insights</w:t>
       </w:r>
       <w:r>
         <w:rPr>
-          <w:sz w:val="21"/>
-          <w:szCs w:val="21"/>
+          <w:rFonts w:ascii="Calibri" w:hAnsi="Calibri" w:eastAsia="Calibri" w:cs="Calibri"/>
+          <w:color w:val="auto"/>
+          <w:sz w:val="20"/>
+          <w:szCs w:val="20"/>
         </w:rPr>
         <w:t>.</w:t>
       </w:r>
@@ -1318,14 +1550,26 @@
           <w:ilvl w:val="0"/>
           <w:numId w:val="2"/>
         </w:numPr>
-        <w:spacing w:after="60"/>
-      </w:pPr>
-      <w:r>
-        <w:rPr>
-          <w:sz w:val="21"/>
-          <w:szCs w:val="21"/>
-        </w:rPr>
-        <w:t xml:space="preserve">Collaborated in Agile cross-functional teams with architects, UX/UI designers, QA, and product managers.</w:t>
+        <w:suppressLineNumbers w:val="0"/>
+        <w:bidi w:val="0"/>
+        <w:spacing w:before="40" w:beforeAutospacing="off" w:after="40" w:afterAutospacing="off" w:line="259" w:lineRule="auto"/>
+        <w:ind w:left="360" w:right="0" w:hanging="360"/>
+        <w:jc w:val="left"/>
+        <w:rPr>
+          <w:rFonts w:ascii="Calibri" w:hAnsi="Calibri" w:eastAsia="Calibri" w:cs="Calibri"/>
+          <w:color w:val="auto"/>
+          <w:sz w:val="20"/>
+          <w:szCs w:val="20"/>
+        </w:rPr>
+      </w:pPr>
+      <w:r>
+        <w:rPr>
+          <w:rFonts w:ascii="Calibri" w:hAnsi="Calibri" w:eastAsia="Calibri" w:cs="Calibri"/>
+          <w:color w:val="auto"/>
+          <w:sz w:val="20"/>
+          <w:szCs w:val="20"/>
+        </w:rPr>
+        <w:t>Collaborated in Agile cross-functional teams with architects, UX/UI designers, QA, and product managers.</w:t>
       </w:r>
     </w:p>
     <w:p xmlns:wp14="http://schemas.microsoft.com/office/word/2010/wordml" wp14:textId="77777777">
@@ -1335,14 +1579,26 @@
           <w:ilvl w:val="0"/>
           <w:numId w:val="2"/>
         </w:numPr>
-        <w:spacing w:after="60"/>
-      </w:pPr>
-      <w:r>
-        <w:rPr>
-          <w:sz w:val="21"/>
-          <w:szCs w:val="21"/>
-        </w:rPr>
-        <w:t xml:space="preserve">Contributed to sprint planning, estimations, retrospectives, mentoring juniors, and enforcing TDD/code quality practices (reduced defects by 21%, recognized with Tata Innovation Award).</w:t>
+        <w:suppressLineNumbers w:val="0"/>
+        <w:bidi w:val="0"/>
+        <w:spacing w:before="40" w:beforeAutospacing="off" w:after="40" w:afterAutospacing="off" w:line="259" w:lineRule="auto"/>
+        <w:ind w:left="360" w:right="0" w:hanging="360"/>
+        <w:jc w:val="left"/>
+        <w:rPr>
+          <w:rFonts w:ascii="Calibri" w:hAnsi="Calibri" w:eastAsia="Calibri" w:cs="Calibri"/>
+          <w:color w:val="auto"/>
+          <w:sz w:val="20"/>
+          <w:szCs w:val="20"/>
+        </w:rPr>
+      </w:pPr>
+      <w:r>
+        <w:rPr>
+          <w:rFonts w:ascii="Calibri" w:hAnsi="Calibri" w:eastAsia="Calibri" w:cs="Calibri"/>
+          <w:color w:val="auto"/>
+          <w:sz w:val="20"/>
+          <w:szCs w:val="20"/>
+        </w:rPr>
+        <w:t>Contributed to sprint planning, estimations, retrospectives, mentoring juniors, and enforcing TDD/code quality practices (reduced defects by 21%, recognized with Tata Innovation Award).</w:t>
       </w:r>
     </w:p>
     <w:p xmlns:wp14="http://schemas.microsoft.com/office/word/2010/wordml" wp14:textId="77777777">
@@ -1352,14 +1608,26 @@
           <w:ilvl w:val="0"/>
           <w:numId w:val="2"/>
         </w:numPr>
-        <w:spacing w:after="60"/>
-      </w:pPr>
-      <w:r>
-        <w:rPr>
-          <w:sz w:val="21"/>
-          <w:szCs w:val="21"/>
-        </w:rPr>
-        <w:t xml:space="preserve">Mentored teams on automation practices, reduced cloud spend by 12% and led incident response with automated runbooks and RCA.</w:t>
+        <w:suppressLineNumbers w:val="0"/>
+        <w:bidi w:val="0"/>
+        <w:spacing w:before="40" w:beforeAutospacing="off" w:after="40" w:afterAutospacing="off" w:line="259" w:lineRule="auto"/>
+        <w:ind w:left="360" w:right="0" w:hanging="360"/>
+        <w:jc w:val="left"/>
+        <w:rPr>
+          <w:rFonts w:ascii="Calibri" w:hAnsi="Calibri" w:eastAsia="Calibri" w:cs="Calibri"/>
+          <w:color w:val="auto"/>
+          <w:sz w:val="20"/>
+          <w:szCs w:val="20"/>
+        </w:rPr>
+      </w:pPr>
+      <w:r>
+        <w:rPr>
+          <w:rFonts w:ascii="Calibri" w:hAnsi="Calibri" w:eastAsia="Calibri" w:cs="Calibri"/>
+          <w:color w:val="auto"/>
+          <w:sz w:val="20"/>
+          <w:szCs w:val="20"/>
+        </w:rPr>
+        <w:t>Mentored teams on automation practices, reduced cloud spend by 12% and led incident response with automated runbooks and RCA.</w:t>
       </w:r>
     </w:p>
     <w:p xmlns:wp14="http://schemas.microsoft.com/office/word/2010/wordml" wp14:textId="1D79AA31">
@@ -1413,93 +1681,112 @@
           <w:ilvl w:val="0"/>
           <w:numId w:val="2"/>
         </w:numPr>
-        <w:spacing w:after="60"/>
-        <w:rPr>
+        <w:suppressLineNumbers w:val="0"/>
+        <w:bidi w:val="0"/>
+        <w:spacing w:before="40" w:beforeAutospacing="off" w:after="40" w:afterAutospacing="off" w:line="259" w:lineRule="auto"/>
+        <w:ind w:left="360" w:right="0" w:hanging="360"/>
+        <w:jc w:val="left"/>
+        <w:rPr>
+          <w:rFonts w:ascii="Calibri" w:hAnsi="Calibri" w:eastAsia="Calibri" w:cs="Calibri"/>
+          <w:color w:val="auto"/>
+          <w:sz w:val="20"/>
+          <w:szCs w:val="20"/>
+          <w:lang w:val="en-US"/>
+        </w:rPr>
+      </w:pPr>
+      <w:r>
+        <w:rPr>
+          <w:rFonts w:ascii="Calibri" w:hAnsi="Calibri" w:eastAsia="Calibri" w:cs="Calibri"/>
+          <w:color w:val="auto"/>
+          <w:sz w:val="20"/>
+          <w:szCs w:val="20"/>
+          <w:lang w:val="en-US"/>
+        </w:rPr>
+        <w:t xml:space="preserve">Led cloud modernization for </w:t>
+      </w:r>
+      <w:r>
+        <w:rPr>
+          <w:rFonts w:ascii="Calibri" w:hAnsi="Calibri" w:eastAsia="Calibri" w:cs="Calibri"/>
+          <w:color w:val="auto"/>
+          <w:sz w:val="20"/>
+          <w:szCs w:val="20"/>
+          <w:lang w:val="en-US"/>
+        </w:rPr>
+        <w:t xml:space="preserve">Leading </w:t>
+      </w:r>
+      <w:r>
+        <w:rPr>
+          <w:rFonts w:ascii="Calibri" w:hAnsi="Calibri" w:eastAsia="Calibri" w:cs="Calibri"/>
+          <w:color w:val="auto"/>
+          <w:sz w:val="20"/>
+          <w:szCs w:val="20"/>
+          <w:lang w:val="en-US"/>
+        </w:rPr>
+        <w:t>Health Group, migrating legacy systems to Azure PaaS using microservices and Azure Functions, reducing infrastructure cost and improving API performance.</w:t>
+      </w:r>
+    </w:p>
+    <w:p>
+      <w:pPr>
+        <w:pStyle w:val="ListParagraph"/>
+        <w:numPr>
+          <w:ilvl w:val="0"/>
+          <w:numId w:val="2"/>
+        </w:numPr>
+        <w:suppressLineNumbers w:val="0"/>
+        <w:bidi w:val="0"/>
+        <w:spacing w:before="40" w:beforeAutospacing="off" w:after="40" w:afterAutospacing="off" w:line="259" w:lineRule="auto"/>
+        <w:ind w:left="360" w:right="0" w:hanging="360"/>
+        <w:jc w:val="left"/>
+        <w:rPr>
+          <w:rFonts w:ascii="Calibri" w:hAnsi="Calibri" w:eastAsia="Calibri" w:cs="Calibri"/>
+          <w:color w:val="auto"/>
+          <w:sz w:val="20"/>
+          <w:szCs w:val="20"/>
+        </w:rPr>
+      </w:pPr>
+      <w:r>
+        <w:rPr>
+          <w:rFonts w:ascii="Calibri" w:hAnsi="Calibri" w:eastAsia="Calibri" w:cs="Calibri"/>
+          <w:color w:val="auto"/>
+          <w:sz w:val="20"/>
+          <w:szCs w:val="20"/>
+        </w:rPr>
+        <w:t>Designed secure APIs using .NET Core and Azure API Management with OAuth 2.0 and RBAC.</w:t>
+      </w:r>
+    </w:p>
+    <w:p>
+      <w:pPr>
+        <w:pStyle w:val="ListParagraph"/>
+        <w:numPr>
+          <w:ilvl w:val="0"/>
+          <w:numId w:val="2"/>
+        </w:numPr>
+        <w:suppressLineNumbers w:val="0"/>
+        <w:bidi w:val="0"/>
+        <w:spacing w:before="40" w:beforeAutospacing="off" w:after="40" w:afterAutospacing="off" w:line="259" w:lineRule="auto"/>
+        <w:ind w:left="360" w:right="0" w:hanging="360"/>
+        <w:jc w:val="left"/>
+        <w:rPr>
+          <w:color w:val="auto"/>
           <w:sz w:val="21"/>
           <w:szCs w:val="21"/>
-          <w:lang w:val="en-US"/>
-        </w:rPr>
-      </w:pPr>
-      <w:r>
-        <w:rPr>
-          <w:color w:val="auto"/>
-          <w:sz w:val="21"/>
-          <w:szCs w:val="21"/>
-          <w:lang w:val="en-US"/>
-        </w:rPr>
-        <w:t xml:space="preserve">Led cloud modernization for </w:t>
-      </w:r>
-      <w:r>
-        <w:rPr>
-          <w:color w:val="auto"/>
-          <w:sz w:val="21"/>
-          <w:szCs w:val="21"/>
-          <w:lang w:val="en-US"/>
-        </w:rPr>
-        <w:t xml:space="preserve">Leading </w:t>
-      </w:r>
-      <w:r>
-        <w:rPr>
-          <w:color w:val="auto"/>
-          <w:sz w:val="21"/>
-          <w:szCs w:val="21"/>
-          <w:lang w:val="en-US"/>
-        </w:rPr>
-        <w:t>Health Group, migrating legacy systems to Azure PaaS using microservices and Azure Functions, reducing infrastructure cost and improving API performance.</w:t>
-      </w:r>
-    </w:p>
-    <w:p>
-      <w:pPr>
-        <w:pStyle w:val="ListParagraph"/>
-        <w:numPr>
-          <w:ilvl w:val="0"/>
-          <w:numId w:val="2"/>
-        </w:numPr>
-        <w:spacing w:after="60"/>
-        <w:rPr>
-          <w:sz w:val="21"/>
-          <w:szCs w:val="21"/>
-        </w:rPr>
-      </w:pPr>
-      <w:r>
-        <w:rPr>
-          <w:color w:val="auto"/>
-          <w:sz w:val="21"/>
-          <w:szCs w:val="21"/>
-        </w:rPr>
-        <w:t>Designed secure APIs using .NET Core and Azure API Management with OAuth 2.0 and RBAC.</w:t>
-      </w:r>
-    </w:p>
-    <w:p>
-      <w:pPr>
-        <w:pStyle w:val="ListParagraph"/>
-        <w:numPr>
-          <w:ilvl w:val="0"/>
-          <w:numId w:val="2"/>
-        </w:numPr>
-        <w:spacing w:after="60"/>
-        <w:rPr/>
-      </w:pPr>
-      <w:r>
-        <w:rPr>
-          <w:rFonts w:ascii="Arial" w:hAnsi="Arial" w:eastAsia="Arial" w:cs="Arial"/>
-          <w:b w:val="0"/>
-          <w:bCs w:val="0"/>
-          <w:i w:val="0"/>
-          <w:iCs w:val="0"/>
-          <w:caps w:val="0"/>
-          <w:smallCaps w:val="0"/>
-          <w:color w:val="444444"/>
-          <w:sz w:val="22"/>
-          <w:szCs w:val="22"/>
+        </w:rPr>
+      </w:pPr>
+      <w:r>
+        <w:rPr>
+          <w:rFonts w:ascii="Calibri" w:hAnsi="Calibri" w:eastAsia="Calibri" w:cs="Calibri"/>
+          <w:color w:val="auto"/>
+          <w:sz w:val="20"/>
+          <w:szCs w:val="20"/>
         </w:rPr>
         <w:t>A</w:t>
       </w:r>
       <w:r>
         <w:rPr>
-          <w:color w:val="auto"/>
-          <w:sz w:val="21"/>
-          <w:szCs w:val="21"/>
+          <w:rFonts w:ascii="Calibri" w:hAnsi="Calibri" w:eastAsia="Calibri" w:cs="Calibri"/>
+          <w:color w:val="auto"/>
+          <w:sz w:val="20"/>
+          <w:szCs w:val="20"/>
         </w:rPr>
         <w:t>utomated CI/CD pipelines using Azure DevOps and Terraform, reducing deployment cycle time and improving release reliability.</w:t>
       </w:r>
@@ -1559,93 +1846,103 @@
           <w:numId w:val="2"/>
         </w:numPr>
         <w:suppressLineNumbers w:val="0"/>
-        <w:bidi w:val="0"/>
-        <w:spacing w:before="0" w:beforeAutospacing="off" w:after="60" w:afterAutospacing="off" w:line="259" w:lineRule="auto"/>
+        <w:spacing w:before="40" w:beforeAutospacing="off" w:after="40" w:afterAutospacing="off" w:line="259" w:lineRule="auto"/>
         <w:ind w:left="360" w:right="0" w:hanging="360"/>
         <w:jc w:val="left"/>
         <w:rPr>
-          <w:sz w:val="21"/>
-          <w:szCs w:val="21"/>
-          <w:lang w:val="en-US"/>
-        </w:rPr>
-      </w:pPr>
-      <w:r>
-        <w:rPr>
-          <w:color w:val="auto"/>
-          <w:sz w:val="21"/>
-          <w:szCs w:val="21"/>
+          <w:rFonts w:ascii="Calibri" w:hAnsi="Calibri" w:eastAsia="Calibri" w:cs="Calibri"/>
+          <w:color w:val="auto"/>
+          <w:sz w:val="20"/>
+          <w:szCs w:val="20"/>
+          <w:lang w:val="en-US"/>
+        </w:rPr>
+      </w:pPr>
+      <w:r>
+        <w:rPr>
+          <w:rFonts w:ascii="Calibri" w:hAnsi="Calibri" w:eastAsia="Calibri" w:cs="Calibri"/>
+          <w:color w:val="auto"/>
+          <w:sz w:val="20"/>
+          <w:szCs w:val="20"/>
           <w:lang w:val="en-US"/>
         </w:rPr>
         <w:t xml:space="preserve">Delivered digital transformation </w:t>
       </w:r>
       <w:r>
         <w:rPr>
-          <w:color w:val="auto"/>
-          <w:sz w:val="21"/>
-          <w:szCs w:val="21"/>
+          <w:rFonts w:ascii="Calibri" w:hAnsi="Calibri" w:eastAsia="Calibri" w:cs="Calibri"/>
+          <w:color w:val="auto"/>
+          <w:sz w:val="20"/>
+          <w:szCs w:val="20"/>
           <w:lang w:val="en-US"/>
         </w:rPr>
         <w:t>programmes</w:t>
       </w:r>
       <w:r>
         <w:rPr>
-          <w:color w:val="auto"/>
-          <w:sz w:val="21"/>
-          <w:szCs w:val="21"/>
+          <w:rFonts w:ascii="Calibri" w:hAnsi="Calibri" w:eastAsia="Calibri" w:cs="Calibri"/>
+          <w:color w:val="auto"/>
+          <w:sz w:val="20"/>
+          <w:szCs w:val="20"/>
           <w:lang w:val="en-US"/>
         </w:rPr>
         <w:t xml:space="preserve"> for </w:t>
       </w:r>
       <w:r>
         <w:rPr>
-          <w:color w:val="auto"/>
-          <w:sz w:val="21"/>
-          <w:szCs w:val="21"/>
+          <w:rFonts w:ascii="Calibri" w:hAnsi="Calibri" w:eastAsia="Calibri" w:cs="Calibri"/>
+          <w:color w:val="auto"/>
+          <w:sz w:val="20"/>
+          <w:szCs w:val="20"/>
           <w:lang w:val="en-US"/>
         </w:rPr>
         <w:t xml:space="preserve">leading </w:t>
       </w:r>
       <w:r>
         <w:rPr>
-          <w:color w:val="auto"/>
-          <w:sz w:val="21"/>
-          <w:szCs w:val="21"/>
+          <w:rFonts w:ascii="Calibri" w:hAnsi="Calibri" w:eastAsia="Calibri" w:cs="Calibri"/>
+          <w:color w:val="auto"/>
+          <w:sz w:val="20"/>
+          <w:szCs w:val="20"/>
           <w:lang w:val="en-US"/>
         </w:rPr>
         <w:t>manufacture</w:t>
       </w:r>
       <w:r>
         <w:rPr>
-          <w:color w:val="auto"/>
-          <w:sz w:val="21"/>
-          <w:szCs w:val="21"/>
+          <w:rFonts w:ascii="Calibri" w:hAnsi="Calibri" w:eastAsia="Calibri" w:cs="Calibri"/>
+          <w:color w:val="auto"/>
+          <w:sz w:val="20"/>
+          <w:szCs w:val="20"/>
           <w:lang w:val="en-US"/>
         </w:rPr>
         <w:t xml:space="preserve"> </w:t>
       </w:r>
       <w:r>
         <w:rPr>
-          <w:color w:val="auto"/>
-          <w:sz w:val="21"/>
-          <w:szCs w:val="21"/>
+          <w:rFonts w:ascii="Calibri" w:hAnsi="Calibri" w:eastAsia="Calibri" w:cs="Calibri"/>
+          <w:color w:val="auto"/>
+          <w:sz w:val="20"/>
+          <w:szCs w:val="20"/>
           <w:lang w:val="en-US"/>
         </w:rPr>
         <w:t xml:space="preserve">and aviation </w:t>
       </w:r>
       <w:r>
         <w:rPr>
-          <w:color w:val="auto"/>
-          <w:sz w:val="21"/>
-          <w:szCs w:val="21"/>
+          <w:rFonts w:ascii="Calibri" w:hAnsi="Calibri" w:eastAsia="Calibri" w:cs="Calibri"/>
+          <w:color w:val="auto"/>
+          <w:sz w:val="20"/>
+          <w:szCs w:val="20"/>
           <w:lang w:val="en-US"/>
         </w:rPr>
         <w:t>client</w:t>
       </w:r>
       <w:r>
         <w:rPr>
-          <w:color w:val="auto"/>
-          <w:sz w:val="21"/>
-          <w:szCs w:val="21"/>
+          <w:rFonts w:ascii="Calibri" w:hAnsi="Calibri" w:eastAsia="Calibri" w:cs="Calibri"/>
+          <w:color w:val="auto"/>
+          <w:sz w:val="20"/>
+          <w:szCs w:val="20"/>
           <w:lang w:val="en-US"/>
         </w:rPr>
         <w:t xml:space="preserve"> using Azure PaaS and .NET Core.</w:t>
@@ -1658,17 +1955,24 @@
           <w:ilvl w:val="0"/>
           <w:numId w:val="2"/>
         </w:numPr>
-        <w:spacing w:before="40" w:after="40"/>
-        <w:rPr>
-          <w:sz w:val="21"/>
-          <w:szCs w:val="21"/>
-        </w:rPr>
-      </w:pPr>
-      <w:r>
-        <w:rPr>
-          <w:color w:val="auto"/>
-          <w:sz w:val="21"/>
-          <w:szCs w:val="21"/>
+        <w:suppressLineNumbers w:val="0"/>
+        <w:bidi w:val="0"/>
+        <w:spacing w:before="40" w:beforeAutospacing="off" w:after="40" w:afterAutospacing="off" w:line="259" w:lineRule="auto"/>
+        <w:ind w:left="360" w:right="0" w:hanging="360"/>
+        <w:jc w:val="left"/>
+        <w:rPr>
+          <w:rFonts w:ascii="Calibri" w:hAnsi="Calibri" w:eastAsia="Calibri" w:cs="Calibri"/>
+          <w:color w:val="auto"/>
+          <w:sz w:val="20"/>
+          <w:szCs w:val="20"/>
+        </w:rPr>
+      </w:pPr>
+      <w:r>
+        <w:rPr>
+          <w:rFonts w:ascii="Calibri" w:hAnsi="Calibri" w:eastAsia="Calibri" w:cs="Calibri"/>
+          <w:color w:val="auto"/>
+          <w:sz w:val="20"/>
+          <w:szCs w:val="20"/>
         </w:rPr>
         <w:t>Built multilingual customer engagement platforms using Sitecore CMS and Azure APIs supporting 10+ languages.</w:t>
       </w:r>
@@ -1680,17 +1984,24 @@
           <w:ilvl w:val="0"/>
           <w:numId w:val="2"/>
         </w:numPr>
-        <w:spacing w:before="40" w:after="40"/>
-        <w:rPr>
-          <w:sz w:val="21"/>
-          <w:szCs w:val="21"/>
-        </w:rPr>
-      </w:pPr>
-      <w:r>
-        <w:rPr>
-          <w:color w:val="auto"/>
-          <w:sz w:val="21"/>
-          <w:szCs w:val="21"/>
+        <w:suppressLineNumbers w:val="0"/>
+        <w:bidi w:val="0"/>
+        <w:spacing w:before="40" w:beforeAutospacing="off" w:after="40" w:afterAutospacing="off" w:line="259" w:lineRule="auto"/>
+        <w:ind w:left="360" w:right="0" w:hanging="360"/>
+        <w:jc w:val="left"/>
+        <w:rPr>
+          <w:rFonts w:ascii="Calibri" w:hAnsi="Calibri" w:eastAsia="Calibri" w:cs="Calibri"/>
+          <w:color w:val="auto"/>
+          <w:sz w:val="20"/>
+          <w:szCs w:val="20"/>
+        </w:rPr>
+      </w:pPr>
+      <w:r>
+        <w:rPr>
+          <w:rFonts w:ascii="Calibri" w:hAnsi="Calibri" w:eastAsia="Calibri" w:cs="Calibri"/>
+          <w:color w:val="auto"/>
+          <w:sz w:val="20"/>
+          <w:szCs w:val="20"/>
         </w:rPr>
         <w:t>Led Agile teams of 8–12 engineers across design, development, and testing.</w:t>
       </w:r>
@@ -1702,17 +2013,23 @@
           <w:ilvl w:val="0"/>
           <w:numId w:val="2"/>
         </w:numPr>
-        <w:spacing w:before="40" w:after="40"/>
-        <w:rPr>
-          <w:sz w:val="21"/>
-          <w:szCs w:val="21"/>
-        </w:rPr>
-      </w:pPr>
-      <w:r>
-        <w:rPr>
-          <w:color w:val="auto"/>
-          <w:sz w:val="21"/>
-          <w:szCs w:val="21"/>
+        <w:suppressLineNumbers w:val="0"/>
+        <w:bidi w:val="0"/>
+        <w:spacing w:before="40" w:beforeAutospacing="off" w:after="40" w:afterAutospacing="off" w:line="259" w:lineRule="auto"/>
+        <w:ind w:left="360" w:right="0" w:hanging="360"/>
+        <w:jc w:val="left"/>
+        <w:rPr>
+          <w:rFonts w:ascii="Calibri" w:hAnsi="Calibri" w:eastAsia="Calibri" w:cs="Calibri"/>
+          <w:sz w:val="22"/>
+          <w:szCs w:val="22"/>
+        </w:rPr>
+      </w:pPr>
+      <w:r>
+        <w:rPr>
+          <w:rFonts w:ascii="Calibri" w:hAnsi="Calibri" w:eastAsia="Calibri" w:cs="Calibri"/>
+          <w:color w:val="auto"/>
+          <w:sz w:val="20"/>
+          <w:szCs w:val="20"/>
         </w:rPr>
         <w:t>Contributed to pre-sales, solution proposals, and client technical presentations.</w:t>
       </w:r>
@@ -1890,111 +2207,124 @@
         </w:numPr>
         <w:spacing w:before="40" w:after="40"/>
         <w:rPr>
+          <w:rFonts w:ascii="Calibri" w:hAnsi="Calibri" w:eastAsia="Calibri" w:cs="Calibri"/>
+          <w:color w:val="auto"/>
+          <w:sz w:val="20"/>
+          <w:szCs w:val="20"/>
+        </w:rPr>
+      </w:pPr>
+      <w:r>
+        <w:rPr>
+          <w:rFonts w:ascii="Calibri" w:hAnsi="Calibri" w:eastAsia="Calibri" w:cs="Calibri"/>
+          <w:color w:val="auto"/>
+          <w:sz w:val="20"/>
+          <w:szCs w:val="20"/>
+        </w:rPr>
+        <w:t>Involve in</w:t>
+      </w:r>
+      <w:r>
+        <w:rPr>
+          <w:rFonts w:ascii="Calibri" w:hAnsi="Calibri" w:eastAsia="Calibri" w:cs="Calibri"/>
+          <w:color w:val="auto"/>
+          <w:sz w:val="20"/>
+          <w:szCs w:val="20"/>
+        </w:rPr>
+        <w:t xml:space="preserve"> design, development, and testing.</w:t>
+      </w:r>
+    </w:p>
+    <w:p>
+      <w:pPr>
+        <w:pStyle w:val="ListParagraph"/>
+        <w:numPr>
+          <w:ilvl w:val="0"/>
+          <w:numId w:val="2"/>
+        </w:numPr>
+        <w:spacing w:before="40" w:after="40"/>
+        <w:rPr>
+          <w:rFonts w:ascii="Calibri" w:hAnsi="Calibri" w:eastAsia="Calibri" w:cs="Calibri"/>
+          <w:color w:val="auto"/>
+          <w:sz w:val="20"/>
+          <w:szCs w:val="20"/>
+        </w:rPr>
+      </w:pPr>
+      <w:r>
+        <w:rPr>
+          <w:rFonts w:ascii="Calibri" w:hAnsi="Calibri" w:eastAsia="Calibri" w:cs="Calibri"/>
+          <w:color w:val="auto"/>
+          <w:sz w:val="20"/>
+          <w:szCs w:val="20"/>
+        </w:rPr>
+        <w:t>Contributed to pre-sales, solution proposals, and client technical presentations.</w:t>
+      </w:r>
+    </w:p>
+    <w:p>
+      <w:pPr>
+        <w:pStyle w:val="ListParagraph"/>
+        <w:numPr>
+          <w:ilvl w:val="0"/>
+          <w:numId w:val="2"/>
+        </w:numPr>
+        <w:spacing w:before="40" w:after="40"/>
+        <w:rPr>
+          <w:rFonts w:ascii="Calibri" w:hAnsi="Calibri" w:eastAsia="Calibri" w:cs="Calibri"/>
+          <w:color w:val="auto"/>
+          <w:sz w:val="20"/>
+          <w:szCs w:val="20"/>
+          <w:lang w:val="en-US"/>
+        </w:rPr>
+      </w:pPr>
+      <w:r>
+        <w:rPr>
+          <w:rFonts w:ascii="Calibri" w:hAnsi="Calibri" w:eastAsia="Calibri" w:cs="Calibri"/>
+          <w:color w:val="auto"/>
+          <w:sz w:val="20"/>
+          <w:szCs w:val="20"/>
+          <w:lang w:val="en-US"/>
+        </w:rPr>
+        <w:t xml:space="preserve">Delivered Azure-based digital platforms for </w:t>
+      </w:r>
+      <w:r>
+        <w:rPr>
+          <w:rFonts w:ascii="Calibri" w:hAnsi="Calibri" w:eastAsia="Calibri" w:cs="Calibri"/>
+          <w:color w:val="auto"/>
+          <w:sz w:val="20"/>
+          <w:szCs w:val="20"/>
+          <w:lang w:val="en-US"/>
+        </w:rPr>
+        <w:t xml:space="preserve">leading aviation client </w:t>
+      </w:r>
+      <w:r>
+        <w:rPr>
+          <w:rFonts w:ascii="Calibri" w:hAnsi="Calibri" w:eastAsia="Calibri" w:cs="Calibri"/>
+          <w:color w:val="auto"/>
+          <w:sz w:val="20"/>
+          <w:szCs w:val="20"/>
+          <w:lang w:val="en-US"/>
+        </w:rPr>
+        <w:t>covering portals, dashboards, and enterprise integrations.</w:t>
+      </w:r>
+    </w:p>
+    <w:p>
+      <w:pPr>
+        <w:pStyle w:val="ListParagraph"/>
+        <w:numPr>
+          <w:ilvl w:val="0"/>
+          <w:numId w:val="2"/>
+        </w:numPr>
+        <w:spacing w:before="40" w:after="40"/>
+        <w:rPr>
+          <w:rFonts w:ascii="Calibri" w:hAnsi="Calibri" w:eastAsia="Calibri" w:cs="Calibri"/>
+          <w:color w:val="auto"/>
           <w:sz w:val="21"/>
           <w:szCs w:val="21"/>
         </w:rPr>
       </w:pPr>
       <w:r>
         <w:rPr>
-          <w:color w:val="auto"/>
-          <w:sz w:val="21"/>
-          <w:szCs w:val="21"/>
-        </w:rPr>
-        <w:t>Involve in</w:t>
-      </w:r>
-      <w:r>
-        <w:rPr>
-          <w:color w:val="auto"/>
-          <w:sz w:val="21"/>
-          <w:szCs w:val="21"/>
-        </w:rPr>
-        <w:t xml:space="preserve"> design, development, and testing.</w:t>
-      </w:r>
-    </w:p>
-    <w:p>
-      <w:pPr>
-        <w:pStyle w:val="ListParagraph"/>
-        <w:numPr>
-          <w:ilvl w:val="0"/>
-          <w:numId w:val="2"/>
-        </w:numPr>
-        <w:spacing w:before="40" w:after="40"/>
-        <w:rPr>
-          <w:sz w:val="21"/>
-          <w:szCs w:val="21"/>
-        </w:rPr>
-      </w:pPr>
-      <w:r>
-        <w:rPr>
-          <w:color w:val="auto"/>
-          <w:sz w:val="21"/>
-          <w:szCs w:val="21"/>
-        </w:rPr>
-        <w:t>Contributed to pre-sales, solution proposals, and client technical presentations.</w:t>
-      </w:r>
-    </w:p>
-    <w:p>
-      <w:pPr>
-        <w:pStyle w:val="ListParagraph"/>
-        <w:numPr>
-          <w:ilvl w:val="0"/>
-          <w:numId w:val="2"/>
-        </w:numPr>
-        <w:spacing w:before="40" w:after="40"/>
-        <w:rPr>
-          <w:color w:val="auto"/>
-          <w:sz w:val="21"/>
-          <w:szCs w:val="21"/>
-          <w:lang w:val="en-US"/>
-        </w:rPr>
-      </w:pPr>
-      <w:r>
-        <w:rPr>
-          <w:color w:val="auto"/>
-          <w:sz w:val="21"/>
-          <w:szCs w:val="21"/>
-          <w:lang w:val="en-US"/>
-        </w:rPr>
-        <w:t xml:space="preserve">Delivered Azure-based digital platforms for </w:t>
-      </w:r>
-      <w:r>
-        <w:rPr>
-          <w:color w:val="auto"/>
-          <w:sz w:val="21"/>
-          <w:szCs w:val="21"/>
-          <w:lang w:val="en-US"/>
-        </w:rPr>
-        <w:t xml:space="preserve">leading aviation client </w:t>
-      </w:r>
-      <w:r>
-        <w:rPr>
-          <w:color w:val="auto"/>
-          <w:sz w:val="21"/>
-          <w:szCs w:val="21"/>
-          <w:lang w:val="en-US"/>
-        </w:rPr>
-        <w:t>covering portals, dashboards, and enterprise integrations.</w:t>
-      </w:r>
-    </w:p>
-    <w:p>
-      <w:pPr>
-        <w:pStyle w:val="ListParagraph"/>
-        <w:numPr>
-          <w:ilvl w:val="0"/>
-          <w:numId w:val="2"/>
-        </w:numPr>
-        <w:spacing w:before="40" w:after="40"/>
-        <w:rPr>
-          <w:color w:val="auto"/>
-          <w:sz w:val="21"/>
-          <w:szCs w:val="21"/>
-        </w:rPr>
-      </w:pPr>
-      <w:r>
-        <w:rPr>
-          <w:color w:val="auto"/>
-          <w:sz w:val="21"/>
-          <w:szCs w:val="21"/>
+          <w:rFonts w:ascii="Calibri" w:hAnsi="Calibri" w:eastAsia="Calibri" w:cs="Calibri"/>
+          <w:color w:val="auto"/>
+          <w:sz w:val="20"/>
+          <w:szCs w:val="20"/>
         </w:rPr>
         <w:t>I worked across architecture, development, and testing in Agile teams.</w:t>
       </w:r>
@@ -2128,18 +2458,24 @@
           <w:ilvl w:val="0"/>
           <w:numId w:val="2"/>
         </w:numPr>
-        <w:spacing w:before="40" w:after="40"/>
-        <w:rPr>
-          <w:color w:val="auto"/>
-          <w:sz w:val="21"/>
-          <w:szCs w:val="21"/>
-        </w:rPr>
-      </w:pPr>
-      <w:r>
-        <w:rPr>
-          <w:color w:val="auto"/>
-          <w:sz w:val="21"/>
-          <w:szCs w:val="21"/>
+        <w:suppressLineNumbers w:val="0"/>
+        <w:bidi w:val="0"/>
+        <w:spacing w:before="40" w:beforeAutospacing="off" w:after="40" w:afterAutospacing="off" w:line="259" w:lineRule="auto"/>
+        <w:ind w:left="360" w:right="0" w:hanging="360"/>
+        <w:jc w:val="left"/>
+        <w:rPr>
+          <w:rFonts w:ascii="Calibri" w:hAnsi="Calibri" w:eastAsia="Calibri" w:cs="Calibri"/>
+          <w:color w:val="auto"/>
+          <w:sz w:val="20"/>
+          <w:szCs w:val="20"/>
+        </w:rPr>
+      </w:pPr>
+      <w:r>
+        <w:rPr>
+          <w:rFonts w:ascii="Calibri" w:hAnsi="Calibri" w:eastAsia="Calibri" w:cs="Calibri"/>
+          <w:color w:val="auto"/>
+          <w:sz w:val="20"/>
+          <w:szCs w:val="20"/>
         </w:rPr>
         <w:t>I worked across architecture, development, and testing in Agile teams.</w:t>
       </w:r>
@@ -2151,17 +2487,24 @@
           <w:ilvl w:val="0"/>
           <w:numId w:val="2"/>
         </w:numPr>
-        <w:spacing w:before="40" w:after="40"/>
-        <w:rPr>
-          <w:sz w:val="21"/>
-          <w:szCs w:val="21"/>
-        </w:rPr>
-      </w:pPr>
-      <w:r>
-        <w:rPr>
-          <w:color w:val="auto"/>
-          <w:sz w:val="21"/>
-          <w:szCs w:val="21"/>
+        <w:suppressLineNumbers w:val="0"/>
+        <w:bidi w:val="0"/>
+        <w:spacing w:before="40" w:beforeAutospacing="off" w:after="40" w:afterAutospacing="off" w:line="259" w:lineRule="auto"/>
+        <w:ind w:left="360" w:right="0" w:hanging="360"/>
+        <w:jc w:val="left"/>
+        <w:rPr>
+          <w:rFonts w:ascii="Calibri" w:hAnsi="Calibri" w:eastAsia="Calibri" w:cs="Calibri"/>
+          <w:color w:val="auto"/>
+          <w:sz w:val="20"/>
+          <w:szCs w:val="20"/>
+        </w:rPr>
+      </w:pPr>
+      <w:r>
+        <w:rPr>
+          <w:rFonts w:ascii="Calibri" w:hAnsi="Calibri" w:eastAsia="Calibri" w:cs="Calibri"/>
+          <w:color w:val="auto"/>
+          <w:sz w:val="20"/>
+          <w:szCs w:val="20"/>
         </w:rPr>
         <w:t>Involve in design, development, and testing.</w:t>
       </w:r>
@@ -2209,18 +2552,37 @@
         </w:numPr>
         <w:spacing w:before="40" w:after="40"/>
         <w:rPr>
-          <w:color w:val="auto"/>
-          <w:sz w:val="21"/>
-          <w:szCs w:val="21"/>
-        </w:rPr>
-      </w:pPr>
-      <w:r>
-        <w:rPr>
-          <w:color w:val="auto"/>
-          <w:sz w:val="21"/>
-          <w:szCs w:val="21"/>
-        </w:rPr>
-        <w:t>I worked across architecture, development, and testing in Agile teams.</w:t>
+          <w:rFonts w:ascii="Calibri" w:hAnsi="Calibri" w:eastAsia="Calibri" w:cs="Calibri"/>
+          <w:sz w:val="20"/>
+          <w:szCs w:val="20"/>
+        </w:rPr>
+      </w:pPr>
+      <w:r>
+        <w:rPr>
+          <w:rFonts w:ascii="Calibri" w:hAnsi="Calibri" w:eastAsia="Calibri" w:cs="Calibri"/>
+          <w:color w:val="auto"/>
+          <w:sz w:val="20"/>
+          <w:szCs w:val="20"/>
+        </w:rPr>
+        <w:t xml:space="preserve">I worked across architecture, </w:t>
+      </w:r>
+      <w:r>
+        <w:rPr>
+          <w:rFonts w:ascii="Calibri" w:hAnsi="Calibri" w:eastAsia="Calibri" w:cs="Calibri"/>
+          <w:color w:val="auto"/>
+          <w:sz w:val="20"/>
+          <w:szCs w:val="20"/>
+        </w:rPr>
+        <w:t>development</w:t>
+      </w:r>
+      <w:r>
+        <w:rPr>
+          <w:rFonts w:ascii="Calibri" w:hAnsi="Calibri" w:eastAsia="Calibri" w:cs="Calibri"/>
+          <w:color w:val="auto"/>
+          <w:sz w:val="20"/>
+          <w:szCs w:val="20"/>
+        </w:rPr>
+        <w:t>, and testing in Agile teams.</w:t>
       </w:r>
     </w:p>
     <w:p>
@@ -2232,15 +2594,17 @@
         </w:numPr>
         <w:spacing w:before="40" w:after="40"/>
         <w:rPr>
-          <w:sz w:val="21"/>
-          <w:szCs w:val="21"/>
-        </w:rPr>
-      </w:pPr>
-      <w:r>
-        <w:rPr>
-          <w:color w:val="auto"/>
-          <w:sz w:val="21"/>
-          <w:szCs w:val="21"/>
+          <w:rFonts w:ascii="Calibri" w:hAnsi="Calibri" w:eastAsia="Calibri" w:cs="Calibri"/>
+          <w:sz w:val="20"/>
+          <w:szCs w:val="20"/>
+        </w:rPr>
+      </w:pPr>
+      <w:r>
+        <w:rPr>
+          <w:rFonts w:ascii="Calibri" w:hAnsi="Calibri" w:eastAsia="Calibri" w:cs="Calibri"/>
+          <w:color w:val="auto"/>
+          <w:sz w:val="20"/>
+          <w:szCs w:val="20"/>
         </w:rPr>
         <w:t>Involve in design, development, and testing.</w:t>
       </w:r>
@@ -2327,64 +2691,92 @@
           <w:numId w:val="2"/>
         </w:numPr>
         <w:spacing w:after="60"/>
-      </w:pPr>
-      <w:r>
+        <w:rPr>
+          <w:rFonts w:ascii="Calibri" w:hAnsi="Calibri" w:eastAsia="Calibri" w:cs="Calibri"/>
+          <w:sz w:val="20"/>
+          <w:szCs w:val="20"/>
+        </w:rPr>
+      </w:pPr>
+      <w:r>
+        <w:rPr>
+          <w:rFonts w:ascii="Calibri" w:hAnsi="Calibri" w:eastAsia="Calibri" w:cs="Calibri"/>
+          <w:sz w:val="20"/>
+          <w:szCs w:val="20"/>
+        </w:rPr>
+        <w:t>Collaborative mindset with ownership of tasks</w:t>
+      </w:r>
+    </w:p>
+    <w:p xmlns:wp14="http://schemas.microsoft.com/office/word/2010/wordml" wp14:textId="77777777">
+      <w:pPr>
+        <w:pStyle w:val="ListParagraph"/>
+        <w:numPr>
+          <w:ilvl w:val="0"/>
+          <w:numId w:val="2"/>
+        </w:numPr>
+        <w:spacing w:after="60"/>
+        <w:rPr>
+          <w:rFonts w:ascii="Calibri" w:hAnsi="Calibri" w:eastAsia="Calibri" w:cs="Calibri"/>
+          <w:sz w:val="20"/>
+          <w:szCs w:val="20"/>
+        </w:rPr>
+      </w:pPr>
+      <w:r>
+        <w:rPr>
+          <w:rFonts w:ascii="Calibri" w:hAnsi="Calibri" w:eastAsia="Calibri" w:cs="Calibri"/>
+          <w:sz w:val="20"/>
+          <w:szCs w:val="20"/>
+        </w:rPr>
+        <w:t>Genuine curiosity for cloud technologies</w:t>
+      </w:r>
+    </w:p>
+    <w:p xmlns:wp14="http://schemas.microsoft.com/office/word/2010/wordml" wp14:textId="77777777">
+      <w:pPr>
+        <w:pStyle w:val="ListParagraph"/>
+        <w:numPr>
+          <w:ilvl w:val="0"/>
+          <w:numId w:val="2"/>
+        </w:numPr>
+        <w:spacing w:after="60"/>
+        <w:rPr>
+          <w:rFonts w:ascii="Calibri" w:hAnsi="Calibri" w:eastAsia="Calibri" w:cs="Calibri"/>
+          <w:sz w:val="20"/>
+          <w:szCs w:val="20"/>
+          <w:lang w:val="en-US"/>
+        </w:rPr>
+      </w:pPr>
+      <w:r>
+        <w:rPr>
+          <w:rFonts w:ascii="Calibri" w:hAnsi="Calibri" w:eastAsia="Calibri" w:cs="Calibri"/>
+          <w:sz w:val="20"/>
+          <w:szCs w:val="20"/>
+          <w:lang w:val="en-US"/>
+        </w:rPr>
+        <w:t>Strong communication with stakeholders</w:t>
+      </w:r>
+    </w:p>
+    <w:p xmlns:wp14="http://schemas.microsoft.com/office/word/2010/wordml" wp14:textId="77777777">
+      <w:pPr>
+        <w:pStyle w:val="ListParagraph"/>
+        <w:numPr>
+          <w:ilvl w:val="0"/>
+          <w:numId w:val="2"/>
+        </w:numPr>
+        <w:suppressLineNumbers w:val="0"/>
+        <w:bidi w:val="0"/>
+        <w:spacing w:before="0" w:beforeAutospacing="off" w:after="60" w:afterAutospacing="off" w:line="259" w:lineRule="auto"/>
+        <w:ind w:left="360" w:right="0" w:hanging="360"/>
+        <w:jc w:val="left"/>
         <w:rPr>
           <w:sz w:val="21"/>
           <w:szCs w:val="21"/>
         </w:rPr>
-        <w:t xml:space="preserve">Collaborative mindset with ownership of tasks</w:t>
-      </w:r>
-    </w:p>
-    <w:p xmlns:wp14="http://schemas.microsoft.com/office/word/2010/wordml" wp14:textId="77777777">
-      <w:pPr>
-        <w:pStyle w:val="ListParagraph"/>
-        <w:numPr>
-          <w:ilvl w:val="0"/>
-          <w:numId w:val="2"/>
-        </w:numPr>
-        <w:spacing w:after="60"/>
-      </w:pPr>
-      <w:r>
-        <w:rPr>
-          <w:sz w:val="21"/>
-          <w:szCs w:val="21"/>
-        </w:rPr>
-        <w:t xml:space="preserve">Genuine curiosity for cloud technologies</w:t>
-      </w:r>
-    </w:p>
-    <w:p xmlns:wp14="http://schemas.microsoft.com/office/word/2010/wordml" wp14:textId="77777777">
-      <w:pPr>
-        <w:pStyle w:val="ListParagraph"/>
-        <w:numPr>
-          <w:ilvl w:val="0"/>
-          <w:numId w:val="2"/>
-        </w:numPr>
-        <w:spacing w:after="60"/>
-      </w:pPr>
-      <w:r>
-        <w:rPr>
-          <w:sz w:val="21"/>
-          <w:szCs w:val="21"/>
-        </w:rPr>
-        <w:t xml:space="preserve">Strong communication with stakeholders</w:t>
-      </w:r>
-    </w:p>
-    <w:p xmlns:wp14="http://schemas.microsoft.com/office/word/2010/wordml" wp14:textId="77777777">
-      <w:pPr>
-        <w:pStyle w:val="ListParagraph"/>
-        <w:numPr>
-          <w:ilvl w:val="0"/>
-          <w:numId w:val="2"/>
-        </w:numPr>
-        <w:spacing w:after="60"/>
-      </w:pPr>
-      <w:r>
-        <w:rPr>
-          <w:sz w:val="21"/>
-          <w:szCs w:val="21"/>
-        </w:rPr>
-        <w:t xml:space="preserve">Positive, pragmatic approach to delivering customer value.</w:t>
+      </w:pPr>
+      <w:r>
+        <w:rPr>
+          <w:rFonts w:ascii="Calibri" w:hAnsi="Calibri" w:eastAsia="Calibri" w:cs="Calibri"/>
+          <w:color w:val="auto"/>
+        </w:rPr>
+        <w:t>Positive, pragmatic approach to delivering customer value.</w:t>
       </w:r>
     </w:p>
     <w:p xmlns:wp14="http://schemas.microsoft.com/office/word/2010/wordml" wp14:textId="02365E80">
@@ -2414,17 +2806,15 @@
         </w:numPr>
         <w:spacing w:after="60"/>
         <w:rPr>
-          <w:color w:val="auto"/>
-          <w:sz w:val="21"/>
-          <w:szCs w:val="21"/>
+          <w:rFonts w:ascii="Calibri" w:hAnsi="Calibri" w:eastAsia="Calibri" w:cs="Calibri"/>
+          <w:color w:val="auto"/>
           <w:lang w:val="en-GB"/>
         </w:rPr>
       </w:pPr>
       <w:r>
         <w:rPr>
-          <w:color w:val="auto"/>
-          <w:sz w:val="21"/>
-          <w:szCs w:val="21"/>
+          <w:rFonts w:ascii="Calibri" w:hAnsi="Calibri" w:eastAsia="Calibri" w:cs="Calibri"/>
+          <w:color w:val="auto"/>
           <w:lang w:val="en-GB"/>
         </w:rPr>
         <w:t>Master of Computer Applications (MCA) — Jun 2005-Jun 2008</w:t>
@@ -2469,14 +2859,22 @@
           <w:ilvl w:val="0"/>
           <w:numId w:val="2"/>
         </w:numPr>
-        <w:spacing w:after="60"/>
-      </w:pPr>
-      <w:r>
+        <w:suppressLineNumbers w:val="0"/>
+        <w:bidi w:val="0"/>
+        <w:spacing w:before="0" w:beforeAutospacing="off" w:after="60" w:afterAutospacing="off" w:line="259" w:lineRule="auto"/>
+        <w:ind w:left="360" w:right="0" w:hanging="360"/>
+        <w:jc w:val="left"/>
         <w:rPr>
           <w:sz w:val="21"/>
           <w:szCs w:val="21"/>
         </w:rPr>
-        <w:t xml:space="preserve">Azure Admin Associate</w:t>
+      </w:pPr>
+      <w:r>
+        <w:rPr>
+          <w:rFonts w:ascii="Calibri" w:hAnsi="Calibri" w:eastAsia="Calibri" w:cs="Calibri"/>
+          <w:color w:val="auto"/>
+        </w:rPr>
+        <w:t>Azure Admin Associate</w:t>
       </w:r>
     </w:p>
     <w:p xmlns:wp14="http://schemas.microsoft.com/office/word/2010/wordml" wp14:textId="77777777">
@@ -2487,13 +2885,14 @@
           <w:numId w:val="2"/>
         </w:numPr>
         <w:spacing w:after="60"/>
-      </w:pPr>
-      <w:r>
-        <w:rPr>
-          <w:sz w:val="21"/>
-          <w:szCs w:val="21"/>
-        </w:rPr>
-        <w:t xml:space="preserve">Azure Solutions Expert</w:t>
+        <w:rPr/>
+      </w:pPr>
+      <w:r>
+        <w:rPr>
+          <w:rFonts w:ascii="Calibri" w:hAnsi="Calibri" w:eastAsia="Calibri" w:cs="Calibri"/>
+          <w:color w:val="auto"/>
+        </w:rPr>
+        <w:t>Azure Solutions Expert</w:t>
       </w:r>
     </w:p>
     <w:p xmlns:wp14="http://schemas.microsoft.com/office/word/2010/wordml" wp14:textId="77777777">
@@ -2517,14 +2916,22 @@
           <w:ilvl w:val="0"/>
           <w:numId w:val="2"/>
         </w:numPr>
-        <w:spacing w:after="60"/>
-      </w:pPr>
-      <w:r>
-        <w:rPr>
-          <w:sz w:val="21"/>
-          <w:szCs w:val="21"/>
-        </w:rPr>
-        <w:t xml:space="preserve">GitHub Copilot</w:t>
+        <w:suppressLineNumbers w:val="0"/>
+        <w:bidi w:val="0"/>
+        <w:spacing w:before="0" w:beforeAutospacing="off" w:after="60" w:afterAutospacing="off" w:line="259" w:lineRule="auto"/>
+        <w:ind w:left="360" w:right="0" w:hanging="360"/>
+        <w:jc w:val="left"/>
+        <w:rPr>
+          <w:rFonts w:ascii="Calibri" w:hAnsi="Calibri" w:eastAsia="Calibri" w:cs="Calibri"/>
+          <w:color w:val="auto"/>
+        </w:rPr>
+      </w:pPr>
+      <w:r>
+        <w:rPr>
+          <w:rFonts w:ascii="Calibri" w:hAnsi="Calibri" w:eastAsia="Calibri" w:cs="Calibri"/>
+          <w:color w:val="auto"/>
+        </w:rPr>
+        <w:t>GitHub Copilot</w:t>
       </w:r>
     </w:p>
     <w:p xmlns:wp14="http://schemas.microsoft.com/office/word/2010/wordml" wp14:textId="77777777">
@@ -2549,12 +2956,14 @@
           <w:numId w:val="2"/>
         </w:numPr>
         <w:spacing w:after="60"/>
-        <w:rPr/>
-      </w:pPr>
-      <w:r>
-        <w:rPr>
-          <w:sz w:val="21"/>
-          <w:szCs w:val="21"/>
+        <w:rPr>
+          <w:rFonts w:ascii="Calibri" w:hAnsi="Calibri" w:eastAsia="Calibri" w:cs="Calibri"/>
+        </w:rPr>
+      </w:pPr>
+      <w:r>
+        <w:rPr>
+          <w:rFonts w:ascii="Calibri" w:hAnsi="Calibri" w:eastAsia="Calibri" w:cs="Calibri"/>
+          <w:color w:val="auto"/>
         </w:rPr>
         <w:t>Azure AI Engineer Associate</w:t>
       </w:r>
@@ -2584,10 +2993,15 @@
           <w:ilvl w:val="0"/>
           <w:numId w:val="2"/>
         </w:numPr>
-        <w:rPr/>
-      </w:pPr>
-      <w:r>
-        <w:rPr>
+        <w:rPr>
+          <w:rFonts w:ascii="Calibri" w:hAnsi="Calibri" w:eastAsia="Calibri" w:cs="Calibri"/>
+          <w:noProof w:val="0"/>
+          <w:lang w:val="en-US"/>
+        </w:rPr>
+      </w:pPr>
+      <w:r>
+        <w:rPr>
+          <w:rFonts w:ascii="Calibri" w:hAnsi="Calibri" w:eastAsia="Calibri" w:cs="Calibri"/>
           <w:noProof w:val="0"/>
           <w:lang w:val="en-US"/>
         </w:rPr>
@@ -2603,12 +3017,14 @@
         </w:numPr>
         <w:spacing w:before="240" w:beforeAutospacing="off" w:after="240" w:afterAutospacing="off"/>
         <w:rPr>
-          <w:noProof w:val="0"/>
-          <w:lang w:val="en-US"/>
-        </w:rPr>
-      </w:pPr>
-      <w:r>
-        <w:rPr>
+          <w:rFonts w:ascii="Calibri" w:hAnsi="Calibri" w:eastAsia="Calibri" w:cs="Calibri"/>
+          <w:noProof w:val="0"/>
+          <w:lang w:val="en-US"/>
+        </w:rPr>
+      </w:pPr>
+      <w:r>
+        <w:rPr>
+          <w:rFonts w:ascii="Calibri" w:hAnsi="Calibri" w:eastAsia="Calibri" w:cs="Calibri"/>
           <w:noProof w:val="0"/>
           <w:lang w:val="en-US"/>
         </w:rPr>
@@ -2624,12 +3040,14 @@
         </w:numPr>
         <w:spacing w:before="240" w:beforeAutospacing="off" w:after="240" w:afterAutospacing="off"/>
         <w:rPr>
-          <w:noProof w:val="0"/>
-          <w:lang w:val="en-US"/>
-        </w:rPr>
-      </w:pPr>
-      <w:r>
-        <w:rPr>
+          <w:rFonts w:ascii="Calibri" w:hAnsi="Calibri" w:eastAsia="Calibri" w:cs="Calibri"/>
+          <w:noProof w:val="0"/>
+          <w:lang w:val="en-US"/>
+        </w:rPr>
+      </w:pPr>
+      <w:r>
+        <w:rPr>
+          <w:rFonts w:ascii="Calibri" w:hAnsi="Calibri" w:eastAsia="Calibri" w:cs="Calibri"/>
           <w:noProof w:val="0"/>
           <w:lang w:val="en-US"/>
         </w:rPr>
@@ -2645,12 +3063,14 @@
         </w:numPr>
         <w:spacing w:before="240" w:beforeAutospacing="off" w:after="240" w:afterAutospacing="off"/>
         <w:rPr>
-          <w:noProof w:val="0"/>
-          <w:lang w:val="en-US"/>
-        </w:rPr>
-      </w:pPr>
-      <w:r>
-        <w:rPr>
+          <w:rFonts w:ascii="Calibri" w:hAnsi="Calibri" w:eastAsia="Calibri" w:cs="Calibri"/>
+          <w:noProof w:val="0"/>
+          <w:lang w:val="en-US"/>
+        </w:rPr>
+      </w:pPr>
+      <w:r>
+        <w:rPr>
+          <w:rFonts w:ascii="Calibri" w:hAnsi="Calibri" w:eastAsia="Calibri" w:cs="Calibri"/>
           <w:noProof w:val="0"/>
           <w:lang w:val="en-US"/>
         </w:rPr>
@@ -2666,12 +3086,14 @@
         </w:numPr>
         <w:spacing w:before="240" w:beforeAutospacing="off" w:after="240" w:afterAutospacing="off"/>
         <w:rPr>
-          <w:noProof w:val="0"/>
-          <w:lang w:val="en-US"/>
-        </w:rPr>
-      </w:pPr>
-      <w:r>
-        <w:rPr>
+          <w:rFonts w:ascii="Calibri" w:hAnsi="Calibri" w:eastAsia="Calibri" w:cs="Calibri"/>
+          <w:noProof w:val="0"/>
+          <w:lang w:val="en-US"/>
+        </w:rPr>
+      </w:pPr>
+      <w:r>
+        <w:rPr>
+          <w:rFonts w:ascii="Calibri" w:hAnsi="Calibri" w:eastAsia="Calibri" w:cs="Calibri"/>
           <w:noProof w:val="0"/>
           <w:lang w:val="en-US"/>
         </w:rPr>
@@ -2687,12 +3109,14 @@
         </w:numPr>
         <w:spacing w:before="240" w:beforeAutospacing="off" w:after="240" w:afterAutospacing="off"/>
         <w:rPr>
-          <w:noProof w:val="0"/>
-          <w:lang w:val="en-US"/>
-        </w:rPr>
-      </w:pPr>
-      <w:r>
-        <w:rPr>
+          <w:rFonts w:ascii="Calibri" w:hAnsi="Calibri" w:eastAsia="Calibri" w:cs="Calibri"/>
+          <w:noProof w:val="0"/>
+          <w:lang w:val="en-US"/>
+        </w:rPr>
+      </w:pPr>
+      <w:r>
+        <w:rPr>
+          <w:rFonts w:ascii="Calibri" w:hAnsi="Calibri" w:eastAsia="Calibri" w:cs="Calibri"/>
           <w:noProof w:val="0"/>
           <w:lang w:val="en-US"/>
         </w:rPr>
@@ -2708,12 +3132,14 @@
         </w:numPr>
         <w:spacing w:before="240" w:beforeAutospacing="off" w:after="240" w:afterAutospacing="off"/>
         <w:rPr>
-          <w:noProof w:val="0"/>
-          <w:lang w:val="en-US"/>
-        </w:rPr>
-      </w:pPr>
-      <w:r>
-        <w:rPr>
+          <w:rFonts w:ascii="Calibri" w:hAnsi="Calibri" w:eastAsia="Calibri" w:cs="Calibri"/>
+          <w:noProof w:val="0"/>
+          <w:lang w:val="en-US"/>
+        </w:rPr>
+      </w:pPr>
+      <w:r>
+        <w:rPr>
+          <w:rFonts w:ascii="Calibri" w:hAnsi="Calibri" w:eastAsia="Calibri" w:cs="Calibri"/>
           <w:noProof w:val="0"/>
           <w:lang w:val="en-US"/>
         </w:rPr>
@@ -2729,12 +3155,14 @@
         </w:numPr>
         <w:spacing w:before="240" w:beforeAutospacing="off" w:after="240" w:afterAutospacing="off"/>
         <w:rPr>
-          <w:noProof w:val="0"/>
-          <w:lang w:val="en-US"/>
-        </w:rPr>
-      </w:pPr>
-      <w:r>
-        <w:rPr>
+          <w:rFonts w:ascii="Calibri" w:hAnsi="Calibri" w:eastAsia="Calibri" w:cs="Calibri"/>
+          <w:noProof w:val="0"/>
+          <w:lang w:val="en-US"/>
+        </w:rPr>
+      </w:pPr>
+      <w:r>
+        <w:rPr>
+          <w:rFonts w:ascii="Calibri" w:hAnsi="Calibri" w:eastAsia="Calibri" w:cs="Calibri"/>
           <w:noProof w:val="0"/>
           <w:lang w:val="en-US"/>
         </w:rPr>
@@ -2750,12 +3178,14 @@
         </w:numPr>
         <w:spacing w:before="240" w:beforeAutospacing="off" w:after="240" w:afterAutospacing="off"/>
         <w:rPr>
-          <w:noProof w:val="0"/>
-          <w:lang w:val="en-US"/>
-        </w:rPr>
-      </w:pPr>
-      <w:r>
-        <w:rPr>
+          <w:rFonts w:ascii="Calibri" w:hAnsi="Calibri" w:eastAsia="Calibri" w:cs="Calibri"/>
+          <w:noProof w:val="0"/>
+          <w:lang w:val="en-US"/>
+        </w:rPr>
+      </w:pPr>
+      <w:r>
+        <w:rPr>
+          <w:rFonts w:ascii="Calibri" w:hAnsi="Calibri" w:eastAsia="Calibri" w:cs="Calibri"/>
           <w:noProof w:val="0"/>
           <w:lang w:val="en-US"/>
         </w:rPr>
@@ -2770,12 +3200,14 @@
           <w:numId w:val="2"/>
         </w:numPr>
         <w:rPr>
-          <w:noProof w:val="0"/>
-          <w:lang w:val="en-US"/>
-        </w:rPr>
-      </w:pPr>
-      <w:r>
-        <w:rPr>
+          <w:rFonts w:ascii="Calibri" w:hAnsi="Calibri" w:eastAsia="Calibri" w:cs="Calibri"/>
+          <w:noProof w:val="0"/>
+          <w:lang w:val="en-US"/>
+        </w:rPr>
+      </w:pPr>
+      <w:r>
+        <w:rPr>
+          <w:rFonts w:ascii="Calibri" w:hAnsi="Calibri" w:eastAsia="Calibri" w:cs="Calibri"/>
           <w:noProof w:val="0"/>
           <w:lang w:val="en-US"/>
         </w:rPr>
